--- a/klagomål/A 37713-2025 FSC-klagomål.docx
+++ b/klagomål/A 37713-2025 FSC-klagomål.docx
@@ -3081,7 +3081,7 @@
     <w:r>
       <w:tab/>
       <w:tab/>
-      <w:t>2026-09-14</w:t>
+      <w:t>2026-09-15</w:t>
       <w:br/>
       <w:br/>
     </w:r>

--- a/klagomål/A 37713-2025 FSC-klagomål.docx
+++ b/klagomål/A 37713-2025 FSC-klagomål.docx
@@ -3081,7 +3081,7 @@
     <w:r>
       <w:tab/>
       <w:tab/>
-      <w:t>2026-09-15</w:t>
+      <w:t>2026-09-16</w:t>
       <w:br/>
       <w:br/>
     </w:r>

--- a/klagomål/A 37713-2025 FSC-klagomål.docx
+++ b/klagomål/A 37713-2025 FSC-klagomål.docx
@@ -3081,7 +3081,7 @@
     <w:r>
       <w:tab/>
       <w:tab/>
-      <w:t>2026-09-16</w:t>
+      <w:t>2026-09-17</w:t>
       <w:br/>
       <w:br/>
     </w:r>

--- a/klagomål/A 37713-2025 FSC-klagomål.docx
+++ b/klagomål/A 37713-2025 FSC-klagomål.docx
@@ -3081,7 +3081,7 @@
     <w:r>
       <w:tab/>
       <w:tab/>
-      <w:t>2026-09-17</w:t>
+      <w:t>2026-09-18</w:t>
       <w:br/>
       <w:br/>
     </w:r>

--- a/klagomål/A 37713-2025 FSC-klagomål.docx
+++ b/klagomål/A 37713-2025 FSC-klagomål.docx
@@ -3081,7 +3081,7 @@
     <w:r>
       <w:tab/>
       <w:tab/>
-      <w:t>2026-09-18</w:t>
+      <w:t>2026-09-19</w:t>
       <w:br/>
       <w:br/>
     </w:r>

--- a/klagomål/A 37713-2025 FSC-klagomål.docx
+++ b/klagomål/A 37713-2025 FSC-klagomål.docx
@@ -3081,7 +3081,7 @@
     <w:r>
       <w:tab/>
       <w:tab/>
-      <w:t>2026-09-19</w:t>
+      <w:t>2026-09-21</w:t>
       <w:br/>
       <w:br/>
     </w:r>

--- a/klagomål/A 37713-2025 FSC-klagomål.docx
+++ b/klagomål/A 37713-2025 FSC-klagomål.docx
@@ -3081,7 +3081,7 @@
     <w:r>
       <w:tab/>
       <w:tab/>
-      <w:t>2026-09-21</w:t>
+      <w:t>2026-09-23</w:t>
       <w:br/>
       <w:br/>
     </w:r>

--- a/klagomål/A 37713-2025 FSC-klagomål.docx
+++ b/klagomål/A 37713-2025 FSC-klagomål.docx
@@ -3081,7 +3081,7 @@
     <w:r>
       <w:tab/>
       <w:tab/>
-      <w:t>2026-09-23</w:t>
+      <w:t>2026-09-24</w:t>
       <w:br/>
       <w:br/>
     </w:r>

--- a/klagomål/A 37713-2025 FSC-klagomål.docx
+++ b/klagomål/A 37713-2025 FSC-klagomål.docx
@@ -3081,7 +3081,7 @@
     <w:r>
       <w:tab/>
       <w:tab/>
-      <w:t>2026-09-24</w:t>
+      <w:t>2026-09-25</w:t>
       <w:br/>
       <w:br/>
     </w:r>

--- a/klagomål/A 37713-2025 FSC-klagomål.docx
+++ b/klagomål/A 37713-2025 FSC-klagomål.docx
@@ -168,7 +168,7 @@
     </w:p>
     <w:p>
       <w:r>
-        <w:t>Detta klagomål behandlar höga naturvärden i avverkningsanmälan A 37713-2025 i Strömsunds kommun som inkom 2025-08-11 och omfattar 96,6 ha.</w:t>
+        <w:t>Detta klagomål behandlar höga naturvärden i avverkningsanmälan A 37713-2025 i Strömsunds kommun som inkom 2025-08-11 och omfattar 19,1 ha.</w:t>
       </w:r>
     </w:p>
     <w:p>
@@ -178,7 +178,7 @@
       <w:r>
         <w:drawing>
           <wp:inline xmlns:a="http://schemas.openxmlformats.org/drawingml/2006/main" xmlns:pic="http://schemas.openxmlformats.org/drawingml/2006/picture">
-            <wp:extent cx="5486400" cy="3606573"/>
+            <wp:extent cx="5486400" cy="5263905"/>
             <wp:docPr id="1" name="Picture 1"/>
             <wp:cNvGraphicFramePr>
               <a:graphicFrameLocks noChangeAspect="1"/>
@@ -199,7 +199,7 @@
                   <pic:spPr>
                     <a:xfrm>
                       <a:off x="0" y="0"/>
-                      <a:ext cx="5486400" cy="3606573"/>
+                      <a:ext cx="5486400" cy="5263905"/>
                     </a:xfrm>
                     <a:prstGeom prst="rect"/>
                   </pic:spPr>
@@ -216,12 +216,12 @@
         <w:spacing w:after="240"/>
       </w:pPr>
       <w:r>
-        <w:t>Figur 1. Fyndplatser för naturvårdsarter i och inom 24 meter från avverkningsanmälan. Markörer utan svart kant är placerade på fyndplatsen. Markörer med svart kant är placerade vid sidan av fyndplatsen och har ett svart streck som visar fyndplatsens exakta position. Kartans mittpunktskoordinat är N 7090459, E 514388 i SWEREF 99 TM.</w:t>
+        <w:t>Figur 1. Fyndplatser för naturvårdsarter i och inom 24 meter från avverkningsanmälan. Markörer utan svart kant är placerade på fyndplatsen. Markörer med svart kant är placerade vid sidan av fyndplatsen och har ett svart streck som visar fyndplatsens exakta position. Kartans mittpunktskoordinat är N 7090475, E 514200 i SWEREF 99 TM.</w:t>
       </w:r>
     </w:p>
     <w:p>
       <w:r>
-        <w:t>I och inom 24 meter från avverkningsanmälan finns fynd av 51 naturvårdsarter, varav 30 är rödlistade, 12 är fridlysta, 38 är typiska (T) och 16 är signalarter (S): doftticka (VU, T, §8), garnlav (VU, T), gränsticka (VU, T), knärot (VU, T, §8), norsk näverlav (VU), sprickporing (VU), ulltickeporing (VU), blå taggsvamp (NT, T), brunpudrad nållav (NT, T), doftskinn (NT, T), dropptaggsvamp (NT, T), dvärgbägarlav (NT, T), kolflarnlav (NT, T), lavskrika (NT, T, §4), luddfingersvamp (NT), lunglav (NT, T), mörk kolflarnlav (NT), nordtagging (NT), orange taggsvamp (NT, T), rosenticka (NT, T), skarp dropptaggsvamp (NT), Skeletocutis exilis (NT), skrovellav (NT, T), stjärntagging (NT, T), talltita (NT, §4), tretåig hackspett (NT, T, §4), ullticka (NT, T), vedskivlav (NT, T), vedtrappmossa (NT, T), vitgrynig nållav (NT), bårdlav (S, T), gulnål (S, T), klippfrullania (S, T), kransrams (S, T), luddlav (S, T), norrlandslav (S, T), plattlummer (S, T, §9), skinnlav (S, T), slanklav (S, T), spindelblomster (S, T, §8), stor aspticka (S, T), stuplav (S, T), trådticka (S, T), vanlig flatbagge (S, T), vedticka (S, T), vågbandad barkbock (S), järpe (T, §4), spillkråka (T, §4), tjäder (T, §4), fläcknycklar (§8) och revlummer (§9). Se Figur 1.</w:t>
+        <w:t>I och inom 24 meter från avverkningsanmälan finns fynd av 23 naturvårdsarter, varav 12 är rödlistade, 7 är fridlysta, 17 är typiska (T) och 8 är signalarter (S): garnlav (VU, T), norsk näverlav (VU), ulltickeporing (VU), dvärgbägarlav (NT, T), lavskrika (NT, T, §4), luddfingersvamp (NT), lunglav (NT, T), skrovellav (NT, T), tretåig hackspett (NT, T, §4), ullticka (NT, T), vedtrappmossa (NT, T), vitgrynig nållav (NT), bårdlav (S, T), luddlav (S, T), plattlummer (S, T, §9), skinnlav (S, T), slanklav (S, T), spindelblomster (S, T, §8), stuplav (S, T), vågbandad barkbock (S), spillkråka (T, §4), tjäder (T, §4) och revlummer (§9). Se Figur 1.</w:t>
       </w:r>
     </w:p>
     <w:p>
@@ -252,35 +252,6 @@
         <w:rPr>
           <w:b/>
         </w:rPr>
-        <w:t>Doftticka (VU, §8)</w:t>
-      </w:r>
-      <w:r>
-        <w:t xml:space="preserve"> är rödlistad som sårbar (VU) och fridlyst enligt 8§ artskyddsförordningen. Den är även globalt rödlistad som Nära hotad (NT) vilket innebär att Sverige har ett internationellt ansvar för arten. Doftticka är beroende av hög och jämn luftfuktighet i gamla, ostörda skogsmiljöer och är känslig för snabba förändringar av ljus-/vindförhållanden eller uttorkning. Dofttickan är placerad i toppen av Skogsstyrelsens värdepyramid för bedömning av skog med höga naturvärden och signalerar alltid gamla sälgar och skogsområden med höga naturvärden. Avverkning av värdträd (främst sälg) utgör det största hotet och när gamla och olikåldriga skogar med sälg avverkas försvinner oftast sälgen. Dofttickan har minskat med ca 30 % under de senaste 30 åren och är typisk art för </w:t>
-      </w:r>
-      <w:r>
-        <w:rPr>
-          <w:i/>
-        </w:rPr>
-        <w:t>9010 Taiga</w:t>
-      </w:r>
-      <w:r>
-        <w:t xml:space="preserve"> och</w:t>
-      </w:r>
-      <w:r>
-        <w:rPr>
-          <w:i/>
-        </w:rPr>
-        <w:t xml:space="preserve"> 9050 Näringsrik granskog </w:t>
-      </w:r>
-      <w:r>
-        <w:t>(IUCN Redlist, 2024; Nitare &amp; Skogsstyrelsen, 2019; SLU Artdatabanken, 2024).</w:t>
-      </w:r>
-    </w:p>
-    <w:p>
-      <w:r>
-        <w:rPr>
-          <w:b/>
-        </w:rPr>
         <w:t>Garnlav (VU)</w:t>
       </w:r>
       <w:r>
@@ -310,141 +281,10 @@
         <w:rPr>
           <w:b/>
         </w:rPr>
-        <w:t>Gränsticka (VU)</w:t>
-      </w:r>
-      <w:r>
-        <w:t xml:space="preserve"> är en mycket bra signalart inom hela sitt utbredningsområde. Den är huvudsakligen knuten till restbestånd av barrnaturskog och förekommer med ett tydligt optimum i orörda eller måttligt påverkade gamla granskogar där det föreligger långvarig kontinuitet av grov död ved. Den totala populationen bedöms ha minskat och fortsätter att minska i takt med att grankontinuitetsskogar (äldre tidigare icke kalavverkade skogar) minskar i areal. Minskningstakten överstiger gränsvärdet för sårbar (VU). Lokaler som hyser arten bör undantas från skogsbruk, speciellt i mellersta och södra Sverige. Gränsticka är typisk art för </w:t>
-      </w:r>
-      <w:r>
-        <w:rPr>
-          <w:i/>
-        </w:rPr>
-        <w:t>9010 Taiga</w:t>
-      </w:r>
-      <w:r>
-        <w:t xml:space="preserve"> (SLU Artdatabanken, 2026; Nitare &amp; Skogsstyrelsen, 2019).</w:t>
-      </w:r>
-    </w:p>
-    <w:p>
-      <w:r>
-        <w:rPr>
-          <w:b/>
-        </w:rPr>
-        <w:t>Knärot (VU, §8)</w:t>
-      </w:r>
-      <w:r>
-        <w:t xml:space="preserve"> är typisk art för </w:t>
-      </w:r>
-      <w:r>
-        <w:rPr>
-          <w:i/>
-        </w:rPr>
-        <w:t xml:space="preserve">9010 Taiga </w:t>
-      </w:r>
-      <w:r>
-        <w:t>och</w:t>
-      </w:r>
-      <w:r>
-        <w:rPr>
-          <w:i/>
-        </w:rPr>
-        <w:t xml:space="preserve"> 9050 Näringsrik granskog</w:t>
-      </w:r>
-      <w:r>
-        <w:t xml:space="preserve">, rödlistad som sårbar och fridlyst enligt 8§ artskyddsförordningen. En nyligen genomförd analys av 79 floraväktarlokaler indikerar att det behövs någonstans mellan 100 och 150 meters skyddszon för att en knärotspopulation inte ska dö ut på lång sikt (Sebestyén &amp; Sundberg, 2025). Detta ligger väl i linje med tidigare genomförda studier som visar att det krävs väl tilltagna buffertzoner för att knäroten inte ska ta skada av skogsbruksåtgärder i intilliggande skog (Johnson, 2014; Koelmeijer m.fl., 2022; Skogsstyrelsen, 2022). Arten är även känslig för gallring vilket framgår av Skogsstyrelsens egen vägledning för hänsyn till knärot (Skogsstyrelsen, 2022). Ytterligare en studie visar på den starka korrelationen mellan minskande arealer kontinuitetsskog och lokal utdöenderisk. Knäroten uppvisade en mycket låg koloniseringsgrad (0,7 % över 10 år) i kombination med hög lokal utrotningsrisk (75,2 %), där utrotningssannolikheten ökade kraftigt när arealen kontinuitetsskog minskade mellan undersökningar, t.ex. på grund av kalhyggesbruk (Johansson et al., 2026). För rika förekomster av knärot är reservatsbildning eller biotopskydd lämpliga åtgärder för att skydda den. På knärot kan den sällsynta rostsvampen </w:t>
-      </w:r>
-      <w:r>
-        <w:rPr>
-          <w:i/>
-        </w:rPr>
-        <w:t>Pucciniastrum goodyerae</w:t>
-      </w:r>
-      <w:r>
-        <w:t xml:space="preserve"> påträffas. </w:t>
-      </w:r>
-      <w:r>
-        <w:rPr>
-          <w:i/>
-        </w:rPr>
-        <w:t>Pucciniastrum goodyerae</w:t>
-      </w:r>
-      <w:r>
-        <w:t xml:space="preserve"> är klassad som NE (ej bedömd) i rödlistan (SLU Artdatabanken, 2024).</w:t>
-      </w:r>
-    </w:p>
-    <w:p>
-      <w:r>
-        <w:t>I det avverkningsanmälda området finns 2 fyndplatser för knärot registrerade på Artportalen. Figur 2 visar gränserna för buffertzoner på 50 m, som behöver lämnas kring fyndplatserna för att knärotslokalerna inte ska försvinna vid en avverkning. Av det avverkningsanmälda området överlappar 1.06 ha med buffertzonerna och får av detta skäl inte avverkas.</w:t>
-      </w:r>
-    </w:p>
-    <w:p>
-      <w:pPr>
-        <w:pStyle w:val="Caption"/>
-      </w:pPr>
-      <w:r>
-        <w:drawing>
-          <wp:inline xmlns:a="http://schemas.openxmlformats.org/drawingml/2006/main" xmlns:pic="http://schemas.openxmlformats.org/drawingml/2006/picture">
-            <wp:extent cx="5486400" cy="5509118"/>
-            <wp:docPr id="2" name="Picture 2"/>
-            <wp:cNvGraphicFramePr>
-              <a:graphicFrameLocks noChangeAspect="1"/>
-            </wp:cNvGraphicFramePr>
-            <a:graphic>
-              <a:graphicData uri="http://schemas.openxmlformats.org/drawingml/2006/picture">
-                <pic:pic>
-                  <pic:nvPicPr>
-                    <pic:cNvPr id="0" name="A 37713-2025 karta knärot.png"/>
-                    <pic:cNvPicPr/>
-                  </pic:nvPicPr>
-                  <pic:blipFill>
-                    <a:blip r:embed="rId17"/>
-                    <a:stretch>
-                      <a:fillRect/>
-                    </a:stretch>
-                  </pic:blipFill>
-                  <pic:spPr>
-                    <a:xfrm>
-                      <a:off x="0" y="0"/>
-                      <a:ext cx="5486400" cy="5509118"/>
-                    </a:xfrm>
-                    <a:prstGeom prst="rect"/>
-                  </pic:spPr>
-                </pic:pic>
-              </a:graphicData>
-            </a:graphic>
-          </wp:inline>
-        </w:drawing>
-      </w:r>
-    </w:p>
-    <w:p>
-      <w:pPr>
-        <w:pStyle w:val="Caption"/>
-        <w:spacing w:after="240"/>
-      </w:pPr>
-      <w:r>
-        <w:t>Figur 2. Fyndplatser och buffertzoner för knärot i det avverkningsanmälda området. Endast fyndplatser vars buffertzoner överlappar med det avverkningsanmälda området har tagits med i visualiseringen. Kartans mittpunktskoordinat är N 7090459, E 514388 i SWEREF 99 TM.</w:t>
-      </w:r>
-    </w:p>
-    <w:p>
-      <w:r>
-        <w:rPr>
-          <w:b/>
-        </w:rPr>
         <w:t>Norsk näverlav (VU)</w:t>
       </w:r>
       <w:r>
         <w:t>, rödlistad som sårbar, är en suboceanisk art och påträffas bara i områden med hög och jämn luftfuktighet. Den växer i fuktiga granskogar, främst på stammar eller grenar av äldre björkar och granar. Arten är placerad i toppen av Skogsstyrelsens värdepyramid för bedömning av skog med höga naturvärden och försvinner eller missgynnas starkt vid all form av avverkning på eller i anslutning till lokalerna. Norsk näverlav har en hög andel av sin världspopulation i Norge och Sverige vilket medför ett särskilt ansvar för arten (Nitare &amp; Skogsstyrelsen, 2019; SLU Artdatabanken, 2024).</w:t>
-      </w:r>
-    </w:p>
-    <w:p>
-      <w:r>
-        <w:rPr>
-          <w:b/>
-        </w:rPr>
-        <w:t>Sprickporing (VU)</w:t>
-      </w:r>
-      <w:r>
-        <w:t>, rödlistad som sårbar, är en sällsynt art som växer på senvuxen gran i lågproduktiva miljöer, ett substrat som nybildas i mycket liten skala i modern produktionsskog. Arten bedöms ha minskat kraftigt, med mer än 30 % över de senaste 20 åren, huvudsakligen på grund av slutavverkningar. I bestånd där arten förekommer måste skogsbruk undvikas. Fler av artens lokaler bör skyddas (SLU Artdatabanken, 2024).</w:t>
       </w:r>
     </w:p>
     <w:p>
@@ -476,10 +316,10 @@
         <w:rPr>
           <w:b/>
         </w:rPr>
-        <w:t xml:space="preserve">Blå taggsvamp (NT) </w:t>
-      </w:r>
-      <w:r>
-        <w:t xml:space="preserve">är en karaktärsart i såväl örtrika kalkbarrskogar som i torra sandtallskogar där det föreligger gammal skog med långvarig trädkontinuitet. Är sällsynt och mycket kravfull i södra och mellersta Sverige. Den hotas främst av skogsavverkning och tycks försvinna efter slutavverkning, markberedning och plantering. I kalkgranskogar verkar arten vara mycket känslig. Granskogar med arten bör formellt skydddas. Blå taggsvamp (NT) är typisk art för </w:t>
+        <w:t>Dvärgbägarlav (NT)</w:t>
+      </w:r>
+      <w:r>
+        <w:t xml:space="preserve"> förekommer över hela Sverige på gammal hård ved, huvudsakligen på tall men i södra Sverige även på ek. Veden utgörs framförallt av grova stubbar, lågor och grenar. Substratet har blivit sällsyntare och nybildning av substrat sker bara i begränsad omfattning. Arten hotas av att grova lågor blir allt sällsyntare i dagens kulturskogar samt att nybildningen av lämpliga substrat går mycket långsamt. En riklig tillgång på gamla tall- eller eklågor måste säkerställas på artens lokaler. Dvärgbägarlav är typisk art för </w:t>
       </w:r>
       <w:r>
         <w:rPr>
@@ -496,10 +336,10 @@
         <w:rPr>
           <w:b/>
         </w:rPr>
-        <w:t>Brunpudrad nållav (NT)</w:t>
-      </w:r>
-      <w:r>
-        <w:t xml:space="preserve"> är beroende av hög, jämn luftfuktighet och kan påträffas i fuktiga skogar av naturskogskaraktär, ofta i sumpgranskog eller andra sumpskogar. Arten är placerad högst upp i Skogsstyrelsens värdepyramid för bedömning av skog med höga naturvärden och förekomster bör undantas från skogsbruksåtgärder. Brunpudrad nållav är typisk art för </w:t>
+        <w:t>Lavskrika (NT, §4)</w:t>
+      </w:r>
+      <w:r>
+        <w:t xml:space="preserve"> är rödlistad som nära hotad och fridlyst enligt 4§ artskyddsförordningen. Den har minskat med 20 (10–30) % under de senaste 15 åren och minskningstakten bedöms vara nära gränsvärdet för sårbar (VU). Lavskrikan är en mycket stationär fågel, som häckar i äldre, slutna och hänglavsrika barrskogar. Nyckelfaktorer är flerskiktad skog med rik undervegetation samt riklig förekomst av hänglavar. Reviren är livslånga med hemområden som varierar mellan 50 och 150 ha. Inom ett revir av hög kvalitet finns det som regel ett eller flera kärnområden (1–20 ha) med relativt tät flerskiktad granskog. Arten missgynnas när flerskiktad skog omförs till enskiktade bestånd och även röjning och hård gallring är starkt negativt. Lavskrikan har relativt stora hemområden och försvinner när den äldre skogen fragmenteras, särskilt allvarligt är när kärnområdena avverkas. Den försvinner successivt framför allt vid dess utbredningsgränser och populationen har minskat kontinuerligt under 2000-talet. Lavskrika är typisk art för </w:t>
       </w:r>
       <w:r>
         <w:rPr>
@@ -508,7 +348,7 @@
         <w:t>9010 Taiga</w:t>
       </w:r>
       <w:r>
-        <w:t xml:space="preserve"> (SLU Artdatabanken, 2024; Nitare &amp; Skogsstyrelsen, 2019).</w:t>
+        <w:t xml:space="preserve"> (SLU Artdatabanken, 2026; Skogsstyrelsen 2016).</w:t>
       </w:r>
     </w:p>
     <w:p>
@@ -516,10 +356,325 @@
         <w:rPr>
           <w:b/>
         </w:rPr>
-        <w:t>Doftskinn (NT)</w:t>
-      </w:r>
-      <w:r>
-        <w:t xml:space="preserve">, rödlistad som nära hotad, är en mycket bra signalart för boreal granskog och indikerar ett gran-skogsekosystem med lång kontinuitet av grova lågor. Arten är placerad i toppen av Skogsstyrelsens värdepyramid för bedömning av skog med höga naturvärden och har klassats som en “urskogsindikator”, då den förekommer med ett tydligt optimum i helt eller nästan helt orörda skogar. Doftskinn är typisk art för </w:t>
+        <w:t>Luddfingersvamp (NT)</w:t>
+      </w:r>
+      <w:r>
+        <w:t xml:space="preserve"> påträffas på mineralrik mark i granskog med mycket hög luftfuktighet, t.ex. vid källflöden, fuktdråg, bäckar eller i anslutning till vattenfall och forsdimma. Arten är mycket uttorkningskänslig och kräver granskogsmiljöer med konstant mycket hög luftfuktighet. Den tål inte en slutavverkning eller någon form av dränering som påverkar växtplatsens hydrologi (SLU Artdatabanken, 2024).</w:t>
+      </w:r>
+    </w:p>
+    <w:p>
+      <w:r>
+        <w:rPr>
+          <w:b/>
+        </w:rPr>
+        <w:t>Lunglav (NT)</w:t>
+      </w:r>
+      <w:r>
+        <w:t xml:space="preserve"> är en av vårt lands främsta signalarter som överallt indikerar gamla lövträd, skogsbestånd med höga naturvärden och ekosystem med långskoglig kontinuitet. Lokalt kan förekomsten vara mycket riklig men den hittas nästan enbart i gamla och ej slutavverkade skogar. Artens samtliga förekomster bör uppmärksammas från naturvårdssynpunkt, då många lokaler även hyser andra ovanliga och rödlistade arter. Rikliga förekomster bör skyddas med biotopskydd, frivilliga avsättningar eller reservat. På lunglav kan de sällsynta lavparasiterna lunglavshårprick (CR), </w:t>
+      </w:r>
+      <w:r>
+        <w:rPr>
+          <w:i/>
+        </w:rPr>
+        <w:t>Abrothallus diederichii</w:t>
+      </w:r>
+      <w:r>
+        <w:t xml:space="preserve"> (VU), </w:t>
+      </w:r>
+      <w:r>
+        <w:rPr>
+          <w:i/>
+        </w:rPr>
+        <w:t>Abrothallus lobariae</w:t>
+      </w:r>
+      <w:r>
+        <w:t xml:space="preserve"> (VU), </w:t>
+      </w:r>
+      <w:r>
+        <w:rPr>
+          <w:i/>
+        </w:rPr>
+        <w:t>Calycina lobariae</w:t>
+      </w:r>
+      <w:r>
+        <w:t xml:space="preserve"> (VU), lunglavsknapp (VU) och skrovelmössing (VU) påträffas. Lunglav är typisk art för </w:t>
+      </w:r>
+      <w:r>
+        <w:rPr>
+          <w:i/>
+        </w:rPr>
+        <w:t>9010 Taiga, 9020 Nordlig ädellövskog, 9110 Näringsfattig bokskog, 9130 Näringsrik bokskog, 9160 Näringsrik ekskog, 9180 Ädellövskog i branter, 9190 Näringsfattig ekskog, 9070 Trädklädd betesmark, 9040 Fjällbjörkskog</w:t>
+      </w:r>
+      <w:r>
+        <w:t xml:space="preserve"> och</w:t>
+      </w:r>
+      <w:r>
+        <w:rPr>
+          <w:i/>
+        </w:rPr>
+        <w:t xml:space="preserve"> 6530 Lövängar</w:t>
+      </w:r>
+      <w:r>
+        <w:t xml:space="preserve"> (SLU Artdatabanken, 2026; Nitare &amp; Skogsstyrelsen, 2019).</w:t>
+      </w:r>
+    </w:p>
+    <w:p>
+      <w:r>
+        <w:rPr>
+          <w:b/>
+        </w:rPr>
+        <w:t>Skrovellav (NT)</w:t>
+      </w:r>
+      <w:r>
+        <w:t xml:space="preserve"> växer på gamla lövträd och på klippor i gamla skogar med hög och jämn luftfuktighet. Slutavverkning av kontinuitetsskog utgör det största hotet och lavens fortsatta förekomst bör säkerställas genom att lokaler med äldre skog skyddas. I områden med mycket hög luftfuktighet kan man på bålen av skrovellav finna de sällsynta parasitsvamparna skrovellavsknapp (EN), </w:t>
+      </w:r>
+      <w:r>
+        <w:rPr>
+          <w:i/>
+        </w:rPr>
+        <w:t>Catillaria lobariicola</w:t>
+      </w:r>
+      <w:r>
+        <w:t xml:space="preserve"> (VU) och </w:t>
+      </w:r>
+      <w:r>
+        <w:rPr>
+          <w:i/>
+        </w:rPr>
+        <w:t>Merismatium lobariae</w:t>
+      </w:r>
+      <w:r>
+        <w:t xml:space="preserve"> (DD). Skrovellav är typisk art för </w:t>
+      </w:r>
+      <w:r>
+        <w:rPr>
+          <w:i/>
+        </w:rPr>
+        <w:t xml:space="preserve">9010 Taiga, 9020 Nordlig ädellövskog, 9040 Fjällbjörkskog, 9070 Trädklädd betesmark, 9160 Näringsrik ekskog, 9180 Ädellövskog i branter, 9190 Näringsfattig ekskog, 8210 Kalkbranter </w:t>
+      </w:r>
+      <w:r>
+        <w:t xml:space="preserve">och </w:t>
+      </w:r>
+      <w:r>
+        <w:rPr>
+          <w:i/>
+        </w:rPr>
+        <w:t>6530 Lövängar</w:t>
+      </w:r>
+      <w:r>
+        <w:t xml:space="preserve"> (SLU Artdatabanken, 2026; Nitare &amp; Skogsstyrelsen, 2019).</w:t>
+      </w:r>
+    </w:p>
+    <w:p>
+      <w:r>
+        <w:rPr>
+          <w:b/>
+        </w:rPr>
+        <w:t>Tretåig hackspett (NT, §4)</w:t>
+      </w:r>
+      <w:r>
+        <w:t xml:space="preserve"> är rödlistad som nära hotad och ingår i bilaga 1 i EU:s fågeldirektiv. Tretåig hackspett är för sin överlevnad beroende av kontinuerlig tillförsel av äldre döende och död ved, som sker genom naturliga självgallringsprocesser i äldre grannaturskogar och barrblandade naturskogar. Om en skog genom skogsbruk gallras eller glesas ur så upphör och uteblir i stort sett den naturliga självgallringsprocessen för mycket lång tid framöver vilket omöjliggör upprätthållandet av den kontinuerliga ekologiska funktionen i ett område. Det finns studier som visar att naturskogens självgallringsprocess som den tretåiga hackspetten är beroende av, inte kan ersättas med efterlämnad hänsyn i skogsbruket (Imbeau &amp; Desrochers, 2002). Storleken på häckningsreviret varierar med skogstypen, förekomsten av död ved och graden av fragmentering, men är i allmänhet i storleksordningen 25–100 hektar. Vintertid krävs ofta betydligt större områden och det finns studier som antyder att arten behöver minst 100 hektar äldre skog. I områden med låg bonitet kan det behövas över 200 hektar lämpligt habitat för att ett par ska kunna reproducera sig. Områden med dokumenterad permanent förekomst i naturskogsmiljöer har vanligen så stora naturvärden att skogsbruk är olämpligt. Tretåig hackspett är typisk art för </w:t>
+      </w:r>
+      <w:r>
+        <w:rPr>
+          <w:i/>
+        </w:rPr>
+        <w:t xml:space="preserve">9010 Taiga, 9740 Skogsbevuxen myr, 9030 Landhöjningsskog </w:t>
+      </w:r>
+      <w:r>
+        <w:t xml:space="preserve">och </w:t>
+      </w:r>
+      <w:r>
+        <w:rPr>
+          <w:i/>
+        </w:rPr>
+        <w:t>9040 Fjällbjörkskog</w:t>
+      </w:r>
+      <w:r>
+        <w:t xml:space="preserve"> (Skogsstyrelsen, 2016; SLU Artdatabanken, 2024).</w:t>
+      </w:r>
+    </w:p>
+    <w:p>
+      <w:r>
+        <w:rPr>
+          <w:b/>
+        </w:rPr>
+        <w:t>Ullticka (NT)</w:t>
+      </w:r>
+      <w:r>
+        <w:t xml:space="preserve"> är knuten till restbestånd av barrnaturskog och förekommer med ett tydligt optimum i orörda eller måttligt påverkade gamla granskogar där det föreligger viss kontinuitet av grov död ved. Ullticka är en bra signalart inom hela sitt utbredningsområde och i södra Sverige är den sällsynt och en god signalart för skyddsvärda granskogsmiljöer. Den hotas av avverkning och fragmentering av naturskog och äldre granskog med lång trädkontinuitet. På ullticka kan ibland ulltickeporing (VU) påträffas - det är en sällsynt ticka som nyligen delats upp i de tre olika arterna ulltickeporing </w:t>
+      </w:r>
+      <w:r>
+        <w:rPr>
+          <w:i/>
+        </w:rPr>
+        <w:t xml:space="preserve">Skeletocutis brevispora </w:t>
+      </w:r>
+      <w:r>
+        <w:t>(VU)</w:t>
+      </w:r>
+      <w:r>
+        <w:rPr>
+          <w:i/>
+        </w:rPr>
+        <w:t>, Skeletocutis delicata</w:t>
+      </w:r>
+      <w:r>
+        <w:t xml:space="preserve"> (VU)</w:t>
+      </w:r>
+      <w:r>
+        <w:rPr>
+          <w:i/>
+        </w:rPr>
+        <w:t xml:space="preserve"> och Skeletocutis exilis</w:t>
+      </w:r>
+      <w:r>
+        <w:t xml:space="preserve"> (NT). Ullticka är typisk art för </w:t>
+      </w:r>
+      <w:r>
+        <w:rPr>
+          <w:i/>
+        </w:rPr>
+        <w:t xml:space="preserve">9010 Taiga, 9050 Näringsrik granskog </w:t>
+      </w:r>
+      <w:r>
+        <w:t xml:space="preserve">och </w:t>
+      </w:r>
+      <w:r>
+        <w:rPr>
+          <w:i/>
+        </w:rPr>
+        <w:t>9030 Landhöjningsskog</w:t>
+      </w:r>
+      <w:r>
+        <w:t xml:space="preserve"> (SLU Artdatabanken, 2026; Nitare &amp; Skogsstyrelsen, 2019; Miettinen &amp; Niemelä, 2018).</w:t>
+      </w:r>
+    </w:p>
+    <w:p>
+      <w:r>
+        <w:rPr>
+          <w:b/>
+        </w:rPr>
+        <w:t xml:space="preserve">Vedtrappmossa (NT) </w:t>
+      </w:r>
+      <w:r>
+        <w:t xml:space="preserve">växer på död ved, främst i gammal granskog. Den förekommer knappast alls i fjällnära barrskogar utan finns i skogslandskapet nedom fjällen och framför allt i landets södra delar är den en mycket bra signalart för barrnaturskog med höga naturvärden. Skogsavverkning och brist på grov död ved i skogen är de allvarligaste hoten och den överlever inte kalhyggesbruk. Lokaler med sluten granskog, tillräckligt stora för att säkerställa ett kontinuerligt tillskott på grova lågor, bör undantas från storskaligt skogsbruk. Vedtrappmossa är typisk art för </w:t>
+      </w:r>
+      <w:r>
+        <w:rPr>
+          <w:i/>
+        </w:rPr>
+        <w:t>9010 Taiga</w:t>
+      </w:r>
+      <w:r>
+        <w:t xml:space="preserve"> (SLU Artdatabanken, 2024).</w:t>
+      </w:r>
+    </w:p>
+    <w:p>
+      <w:r>
+        <w:rPr>
+          <w:b/>
+        </w:rPr>
+        <w:t>Vitgrynig nållav (NT)</w:t>
+      </w:r>
+      <w:r>
+        <w:t xml:space="preserve"> växer nästan uteslutande på bark av gamla, senvuxna granar i skuggiga lägen med hög och jämn luftfuktighet. Den vanligaste naturtypen för arten är kontinuitetsskogar på frisk mark men den finns också i sumpgranskogar. På lång sikt utgör avverkningar av olikåldriga granskogar av naturskogskaraktär ett allvarligt hot mot arten och skogsbruksåtgärder på eller i närheten av växtplatserna bör undvikas. Naturskogsartade, fuktiga granskogar med förekomster av arten signalerar höga biologiska värden och bör bevaras (SLU Artdatabanken, 2024; Nitare &amp; Skogsstyrelsen, 2019).</w:t>
+      </w:r>
+    </w:p>
+    <w:p>
+      <w:r>
+        <w:rPr>
+          <w:b/>
+        </w:rPr>
+        <w:t>Bårdlav</w:t>
+      </w:r>
+      <w:r>
+        <w:t xml:space="preserve"> signalerar miljöer med höga naturvärden och på lokalerna finns vanligtvis många andra ovanliga och rödlistade arter. Den visar även på platser med hög och jämn luftfuktighet. På bårdlav och andra njurlavar (Nephroma) kan de sällsynta parasiterna </w:t>
+      </w:r>
+      <w:r>
+        <w:rPr>
+          <w:i/>
+        </w:rPr>
+        <w:t xml:space="preserve">Protounguicularia nephromatis </w:t>
+      </w:r>
+      <w:r>
+        <w:t xml:space="preserve">(VU) och </w:t>
+      </w:r>
+      <w:r>
+        <w:rPr>
+          <w:i/>
+        </w:rPr>
+        <w:t xml:space="preserve">Tremella nephromatis </w:t>
+      </w:r>
+      <w:r>
+        <w:t xml:space="preserve">(DD) påträffas. Bårdlav är typisk art för </w:t>
+      </w:r>
+      <w:r>
+        <w:rPr>
+          <w:i/>
+        </w:rPr>
+        <w:t xml:space="preserve">9010 Taiga, 9020 Nordlig ädellövskog, 9070 Trädklädd betesmark, 9110 Näringsfattig bokskog, 9160 Näringsrik ekskog, 9180 Ädellövskog i branter </w:t>
+      </w:r>
+      <w:r>
+        <w:t>och</w:t>
+      </w:r>
+      <w:r>
+        <w:rPr>
+          <w:i/>
+        </w:rPr>
+        <w:t xml:space="preserve"> 9190 Näringsfattig ekskog</w:t>
+      </w:r>
+      <w:r>
+        <w:t xml:space="preserve"> (SLU Artdatabanken, 2026; Nitare &amp; Skogsstyrelsen, 2019).</w:t>
+      </w:r>
+    </w:p>
+    <w:p>
+      <w:r>
+        <w:rPr>
+          <w:b/>
+        </w:rPr>
+        <w:t>Luddlav</w:t>
+      </w:r>
+      <w:r>
+        <w:t xml:space="preserve"> signalerar lång skoglig kontinuitet med ett stabilt lokal- och mikroklimat med hög och jämn fuktighet. Luddlav är typisk art för </w:t>
+      </w:r>
+      <w:r>
+        <w:rPr>
+          <w:i/>
+        </w:rPr>
+        <w:t>9010 Taiga,</w:t>
+      </w:r>
+      <w:r>
+        <w:t xml:space="preserve"> </w:t>
+      </w:r>
+      <w:r>
+        <w:rPr>
+          <w:i/>
+        </w:rPr>
+        <w:t xml:space="preserve">9020 Nordlig ädellövskog, 9070 Trädklädd betesmark, 9110 Näringsfattig bokskog, 9180 Ädellövskog i branter </w:t>
+      </w:r>
+      <w:r>
+        <w:t>och</w:t>
+      </w:r>
+      <w:r>
+        <w:rPr>
+          <w:i/>
+        </w:rPr>
+        <w:t xml:space="preserve"> 9190 Näringsfattig ekskog </w:t>
+      </w:r>
+      <w:r>
+        <w:t>(Nitare &amp; Skogsstyrelsen, 2019; SLU Artdatabanken, 2025).</w:t>
+      </w:r>
+    </w:p>
+    <w:p>
+      <w:r>
+        <w:rPr>
+          <w:b/>
+        </w:rPr>
+        <w:t>Plattlummer (§9)</w:t>
+      </w:r>
+      <w:r>
+        <w:t xml:space="preserve"> växer främst i ljusöppna sandtallskogar eller annan gles, torr och brandpräglad hedbarrskog. Den är mest frekvent i olika typer av naturskogar och kontinuitetsskogar och missgynnas markant av slutavverkning och maskinell markberedning. Söder ut i landet förekommer de närstående arterna cypresslummer (EN, §8) och mellanlummer (NT, §9), vilka båda omfattas av EU:s art- och habitatdirektiv. Plattlummer är typisk art för </w:t>
       </w:r>
       <w:r>
         <w:rPr>
@@ -528,7 +683,16 @@
         <w:t xml:space="preserve">9010 Taiga </w:t>
       </w:r>
       <w:r>
-        <w:t>(SLU Artdatabanken, 2025; Nitare &amp; Skogsstyrelsen, 2019).</w:t>
+        <w:t>och</w:t>
+      </w:r>
+      <w:r>
+        <w:rPr>
+          <w:i/>
+        </w:rPr>
+        <w:t xml:space="preserve"> 2320 Rissandhedar </w:t>
+      </w:r>
+      <w:r>
+        <w:t>(Nitare &amp; Skogsstyrelsen, 2019; SLU Artdatabanken, 2026).</w:t>
       </w:r>
     </w:p>
     <w:p>
@@ -536,19 +700,28 @@
         <w:rPr>
           <w:b/>
         </w:rPr>
-        <w:t>Dropptaggsvamp (NT)</w:t>
-      </w:r>
-      <w:r>
-        <w:t xml:space="preserve"> bildar mykorrhiza med tall, främst i barrskog med trädkontinuitet, i magra, torra och ljusöppna lavtallskogar och i barrblandskogar med friskmossor och lingon i fältskiktet. Den totala populationen i landet har minskat och bedöms fortsätta minska till följd av slutavverkningar av tallskog. Det är högst oklart om arten långsiktigt kan etablera och reproducera sig i skogsbestånd som brukas med trakthyggesmetoder, markberedning, gödsling eller föryngring med förädlat plantmaterial. Uppfyller kriterierna för att bli rödlistad på grund av ny kunskap som visar att en större andel av populationen än tidigare bedömt är knuten till kontinuitetsbarrskog. Minskningstakten för den svenska populationen bedöms vara nära gränsvärdet för Sårbar (VU). Dropptaggsvamp är typisk art för </w:t>
+        <w:t xml:space="preserve">Skinnlav </w:t>
+      </w:r>
+      <w:r>
+        <w:t xml:space="preserve">förekommer på diverse lövträd, främst på gammal asp och sälg. Den påträffas främst i områden med lång kontinuitet av grova lövträd och signalerar skogsmark med höga naturvärden. På lokalerna förekommer som regel ett flertal andra ovanliga eller rödlistade lavar. I likhet med gelélavarna, etablerar sig skinnlaven i skogsmark på grova aspar i sena lövsuccessioner. Skinnlav är typisk art för </w:t>
       </w:r>
       <w:r>
         <w:rPr>
           <w:i/>
         </w:rPr>
-        <w:t xml:space="preserve">9010 Taiga </w:t>
-      </w:r>
-      <w:r>
-        <w:t>(SLU Artdatabanken, 2026).</w:t>
+        <w:t xml:space="preserve">9010 Taiga, 9020 Nordlig ädellövskog </w:t>
+      </w:r>
+      <w:r>
+        <w:t xml:space="preserve">och </w:t>
+      </w:r>
+      <w:r>
+        <w:rPr>
+          <w:i/>
+        </w:rPr>
+        <w:t xml:space="preserve">9070 Trädklädd betesmark </w:t>
+      </w:r>
+      <w:r>
+        <w:t>(Nitare &amp; Skogsstyrelsen, 2019; SLU Artdatabanken, 2025).</w:t>
       </w:r>
     </w:p>
     <w:p>
@@ -556,10 +729,104 @@
         <w:rPr>
           <w:b/>
         </w:rPr>
-        <w:t>Dvärgbägarlav (NT)</w:t>
-      </w:r>
-      <w:r>
-        <w:t xml:space="preserve"> förekommer över hela Sverige på gammal hård ved, huvudsakligen på tall men i södra Sverige även på ek. Veden utgörs framförallt av grova stubbar, lågor och grenar. Substratet har blivit sällsyntare och nybildning av substrat sker bara i begränsad omfattning. Arten hotas av att grova lågor blir allt sällsyntare i dagens kulturskogar samt att nybildningen av lämpliga substrat går mycket långsamt. En riklig tillgång på gamla tall- eller eklågor måste säkerställas på artens lokaler. Dvärgbägarlav är typisk art för </w:t>
+        <w:t>Slanklav</w:t>
+      </w:r>
+      <w:r>
+        <w:t xml:space="preserve"> är typisk art för </w:t>
+      </w:r>
+      <w:r>
+        <w:rPr>
+          <w:i/>
+        </w:rPr>
+        <w:t xml:space="preserve">9020 Nordlig ädellövskog, 9180 Ädellövskog i branter, 9070 Trädklädd betesmark </w:t>
+      </w:r>
+      <w:r>
+        <w:t xml:space="preserve">och </w:t>
+      </w:r>
+      <w:r>
+        <w:rPr>
+          <w:i/>
+        </w:rPr>
+        <w:t xml:space="preserve">8230 Hällmarkstorräng </w:t>
+      </w:r>
+      <w:r>
+        <w:t>(SLU Artdatabanken, 2025).</w:t>
+      </w:r>
+    </w:p>
+    <w:p>
+      <w:r>
+        <w:rPr>
+          <w:b/>
+        </w:rPr>
+        <w:t>Spindelblomster (§8)</w:t>
+      </w:r>
+      <w:r>
+        <w:t xml:space="preserve"> växer i äldre mossrik granskog eller barrblandskog, men även i fjällbjörkskog. Arten indikerar långvarig trädkontinuitet och hög luftfuktighet och är mycket känslig för uttorkning och markskador. Spindelblomster har i många trakter minskat starkt under senare tid på grund av slutavverkningar och skogsmarksdikning. Spindelblomster är typisk art för </w:t>
+      </w:r>
+      <w:r>
+        <w:rPr>
+          <w:i/>
+        </w:rPr>
+        <w:t xml:space="preserve">9010 Taiga, 9050 Näringsrik granskog </w:t>
+      </w:r>
+      <w:r>
+        <w:t>och</w:t>
+      </w:r>
+      <w:r>
+        <w:rPr>
+          <w:i/>
+        </w:rPr>
+        <w:t xml:space="preserve"> 9040 Fjällbjörkskog</w:t>
+      </w:r>
+      <w:r>
+        <w:t xml:space="preserve"> (Nitare &amp; Skogsstyrelsen, 2019; SLU Artdatabanken, 2025).</w:t>
+      </w:r>
+    </w:p>
+    <w:p>
+      <w:r>
+        <w:rPr>
+          <w:b/>
+        </w:rPr>
+        <w:t>Stuplav</w:t>
+      </w:r>
+      <w:r>
+        <w:t xml:space="preserve"> är en mycket bra signalart i hela sitt utbredningsområde och förekommer nästan enbart i skogsmiljöer med höga naturvärden. Den indikerar långvarig förekomst av gamla lövträd och miljöer med konstant hög luftfuktighet. I skogar med suboceaniskt klimat finns det en mycket sällsynt parasit, njurlavsknapp </w:t>
+      </w:r>
+      <w:r>
+        <w:rPr>
+          <w:i/>
+        </w:rPr>
+        <w:t>Pletocarpon nephromeum</w:t>
+      </w:r>
+      <w:r>
+        <w:t xml:space="preserve"> (EN), som växer på stuplav. Ytterligare tre sällsynta lavparasiter, </w:t>
+      </w:r>
+      <w:r>
+        <w:rPr>
+          <w:i/>
+        </w:rPr>
+        <w:t>Protounguicularia nephromatis</w:t>
+      </w:r>
+      <w:r>
+        <w:t xml:space="preserve"> (VU), </w:t>
+      </w:r>
+      <w:r>
+        <w:rPr>
+          <w:i/>
+        </w:rPr>
+        <w:t>Refractohilum galligenum</w:t>
+      </w:r>
+      <w:r>
+        <w:t xml:space="preserve"> (NT) och </w:t>
+      </w:r>
+      <w:r>
+        <w:rPr>
+          <w:i/>
+        </w:rPr>
+        <w:t>Roselliniella nephromatis</w:t>
+      </w:r>
+      <w:r>
+        <w:t xml:space="preserve"> (DD), kan också påträffas på stuplav. Stuplav är typisk art för </w:t>
       </w:r>
       <w:r>
         <w:rPr>
@@ -568,917 +835,7 @@
         <w:t>9010 Taiga</w:t>
       </w:r>
       <w:r>
-        <w:t xml:space="preserve"> (SLU Artdatabanken, 2024; Nitare &amp; Skogsstyrelsen, 2019).</w:t>
-      </w:r>
-    </w:p>
-    <w:p>
-      <w:r>
-        <w:rPr>
-          <w:b/>
-        </w:rPr>
-        <w:t>Kolflarnlav (NT)</w:t>
-      </w:r>
-      <w:r>
-        <w:t xml:space="preserve"> är brandberoende och växer nästan uteslutande på kolad hård kärnved av tall. Etableringen verkar ske först 100–300 år efter brand och nytt substrat nybildas i mycket begränsad omfattning. Avverkning av tallskog av naturskogskaraktär med spår av återkommande bränder är ett hot och mängden lämplig ved att växa på för arten minskar dels på grund av naturlig nedbrytning men framförallt på grund av att det förstörs i samband med slutavverkningar, gallringar och markberedning. Såväl kolflarnlav som mörk kolflarnlav har glänsande bålfjäll och förekommer främst i tall- och blandbarrskogar av naturskogskaraktär med spår av återkommande bränder. Skogar som dessa hyser höga biologiska värden och bör skyddas. Kolflarnlav är typisk art för </w:t>
-      </w:r>
-      <w:r>
-        <w:rPr>
-          <w:i/>
-        </w:rPr>
-        <w:t>9010 Taiga</w:t>
-      </w:r>
-      <w:r>
-        <w:t xml:space="preserve"> (SLU Artdatabanken, 2024).</w:t>
-      </w:r>
-    </w:p>
-    <w:p>
-      <w:r>
-        <w:rPr>
-          <w:b/>
-        </w:rPr>
-        <w:t>Lavskrika (NT, §4)</w:t>
-      </w:r>
-      <w:r>
-        <w:t xml:space="preserve"> är rödlistad som nära hotad och fridlyst enligt 4§ artskyddsförordningen. Den har minskat med 20 (10–30) % under de senaste 15 åren och minskningstakten bedöms vara nära gränsvärdet för sårbar (VU). Lavskrikan är en mycket stationär fågel, som häckar i äldre, slutna och hänglavsrika barrskogar. Nyckelfaktorer är flerskiktad skog med rik undervegetation samt riklig förekomst av hänglavar. Reviren är livslånga med hemområden som varierar mellan 50 och 150 ha. Inom ett revir av hög kvalitet finns det som regel ett eller flera kärnområden (1–20 ha) med relativt tät flerskiktad granskog. Arten missgynnas när flerskiktad skog omförs till enskiktade bestånd och även röjning och hård gallring är starkt negativt. Lavskrikan har relativt stora hemområden och försvinner när den äldre skogen fragmenteras, särskilt allvarligt är när kärnområdena avverkas. Den försvinner successivt framför allt vid dess utbredningsgränser och populationen har minskat kontinuerligt under 2000-talet. Lavskrika är typisk art för </w:t>
-      </w:r>
-      <w:r>
-        <w:rPr>
-          <w:i/>
-        </w:rPr>
-        <w:t>9010 Taiga</w:t>
-      </w:r>
-      <w:r>
-        <w:t xml:space="preserve"> (SLU Artdatabanken, 2026; Skogsstyrelsen 2016).</w:t>
-      </w:r>
-    </w:p>
-    <w:p>
-      <w:r>
-        <w:rPr>
-          <w:b/>
-        </w:rPr>
-        <w:t>Luddfingersvamp (NT)</w:t>
-      </w:r>
-      <w:r>
-        <w:t xml:space="preserve"> påträffas på mineralrik mark i granskog med mycket hög luftfuktighet, t.ex. vid källflöden, fuktdråg, bäckar eller i anslutning till vattenfall och forsdimma. Arten är mycket uttorkningskänslig och kräver granskogsmiljöer med konstant mycket hög luftfuktighet. Den tål inte en slutavverkning eller någon form av dränering som påverkar växtplatsens hydrologi (SLU Artdatabanken, 2024).</w:t>
-      </w:r>
-    </w:p>
-    <w:p>
-      <w:r>
-        <w:rPr>
-          <w:b/>
-        </w:rPr>
-        <w:t>Lunglav (NT)</w:t>
-      </w:r>
-      <w:r>
-        <w:t xml:space="preserve"> är en av vårt lands främsta signalarter som överallt indikerar gamla lövträd, skogsbestånd med höga naturvärden och ekosystem med långskoglig kontinuitet. Lokalt kan förekomsten vara mycket riklig men den hittas nästan enbart i gamla och ej slutavverkade skogar. Artens samtliga förekomster bör uppmärksammas från naturvårdssynpunkt, då många lokaler även hyser andra ovanliga och rödlistade arter. Rikliga förekomster bör skyddas med biotopskydd, frivilliga avsättningar eller reservat. På lunglav kan de sällsynta lavparasiterna lunglavshårprick (CR), </w:t>
-      </w:r>
-      <w:r>
-        <w:rPr>
-          <w:i/>
-        </w:rPr>
-        <w:t>Abrothallus diederichii</w:t>
-      </w:r>
-      <w:r>
-        <w:t xml:space="preserve"> (VU), </w:t>
-      </w:r>
-      <w:r>
-        <w:rPr>
-          <w:i/>
-        </w:rPr>
-        <w:t>Abrothallus lobariae</w:t>
-      </w:r>
-      <w:r>
-        <w:t xml:space="preserve"> (VU), </w:t>
-      </w:r>
-      <w:r>
-        <w:rPr>
-          <w:i/>
-        </w:rPr>
-        <w:t>Calycina lobariae</w:t>
-      </w:r>
-      <w:r>
-        <w:t xml:space="preserve"> (VU), lunglavsknapp (VU) och skrovelmössing (VU) påträffas. Lunglav är typisk art för </w:t>
-      </w:r>
-      <w:r>
-        <w:rPr>
-          <w:i/>
-        </w:rPr>
-        <w:t>9010 Taiga, 9020 Nordlig ädellövskog, 9110 Näringsfattig bokskog, 9130 Näringsrik bokskog, 9160 Näringsrik ekskog, 9180 Ädellövskog i branter, 9190 Näringsfattig ekskog, 9070 Trädklädd betesmark, 9040 Fjällbjörkskog</w:t>
-      </w:r>
-      <w:r>
-        <w:t xml:space="preserve"> och</w:t>
-      </w:r>
-      <w:r>
-        <w:rPr>
-          <w:i/>
-        </w:rPr>
-        <w:t xml:space="preserve"> 6530 Lövängar</w:t>
-      </w:r>
-      <w:r>
         <w:t xml:space="preserve"> (SLU Artdatabanken, 2026; Nitare &amp; Skogsstyrelsen, 2019).</w:t>
-      </w:r>
-    </w:p>
-    <w:p>
-      <w:r>
-        <w:rPr>
-          <w:b/>
-        </w:rPr>
-        <w:t>Mörk kolflarnlav (NT)</w:t>
-      </w:r>
-      <w:r>
-        <w:t xml:space="preserve"> är brandberoende och växer nästan uteslutande på kolad hård kärnved av tall. Arten förekommer främst i glesa, öppna tall- och blandbarrskogar av naturskogskaraktär och etableringen verkar ske sent efter brand, kanske först efter 100–300 år. Mörk kolflarnlav indikerar skog med höga naturvärden och vanligast är att den påträffas på rester av nedbrunna torrakor och högstubbar och lågstubbar som är så grova att hela innandömet är urbränt. Tall- och blandbarrskogar av naturskogskaraktär med spår av återkommande bränder hyser höga biologiska värden och bör skyddas (SLU Artdatabanken, 2024).</w:t>
-      </w:r>
-    </w:p>
-    <w:p>
-      <w:r>
-        <w:rPr>
-          <w:b/>
-        </w:rPr>
-        <w:t>Nordtagging (NT)</w:t>
-      </w:r>
-      <w:r>
-        <w:t xml:space="preserve"> växer främst på tallågor av grövre dimensioner och påträffas huvudsakligen i äldre skog som inte kalavverkats. Nordtaggingen missgynnas av att områden med äldre tallskog har minskat starkt. Bekämpning av skogsbränder, samtidigt som skogsbruket omvandlar naturligt glesa tallbestånd till likartade och betydligt tätare bestånd, har missgynnat arten. Bristen på gamla tallågor utgör på sikt ett allvarligt hot och återskapandet av lämpliga biotoper tar mycket lång tid. Områden med olikåldriga bestånd av tall och med stort inslag av äldre träd bör undantas från skoglig produktion (SLU Artdatabanken, 2024).</w:t>
-      </w:r>
-    </w:p>
-    <w:p>
-      <w:r>
-        <w:rPr>
-          <w:b/>
-        </w:rPr>
-        <w:t xml:space="preserve">Orange taggsvamp (NT) </w:t>
-      </w:r>
-      <w:r>
-        <w:t xml:space="preserve">bildar mykorrhiza med både gran och tall och den förekommer främst i äldre barrskogar med kontinuitetsskogskaraktär. Mest frekvent är den i äldre mossrik granskog, men då bara i skogar inom granens naturliga utbredningsområde och i bestånd med långvarig grankontinuitet. Den totala populationen i landet bedöms ha minskat kraftigt och fortsatt kommer att minska då arten är knuten till en produktiv skogsmiljö som successivt avverkas. Arten hotas främst av skogsavverkning och tycks försvinna efter slutavverkning, markberedning och plantering och det är inte känt att arten har återkommit i anlagd skog på tidigare kalmark. Orange taggsvamp är typisk art för </w:t>
-      </w:r>
-      <w:r>
-        <w:rPr>
-          <w:i/>
-        </w:rPr>
-        <w:t>9010 Taiga</w:t>
-      </w:r>
-      <w:r>
-        <w:t xml:space="preserve"> (SLU Artdatabanken, 2024).</w:t>
-      </w:r>
-    </w:p>
-    <w:p>
-      <w:r>
-        <w:rPr>
-          <w:b/>
-        </w:rPr>
-        <w:t>Rosenticka (NT)</w:t>
-      </w:r>
-      <w:r>
-        <w:t xml:space="preserve">, rödlistad som nära hotad, ingår i en karaktäristisk association av vedsvampar som växer på gamla, grova granlågor i urskogsartade barrskogar. Den är placerad i toppen av Skogsstyrelsens värdepyramid för bedömning av skog med höga naturvärden och indikerar ett granskogsekosystem med långvarig kontinuitet av grova lågor. Artens beroende av grova granlågor innebär att alla skogsskötselåtgärder på eller i omedelbar närhet av lokalerna utgör ett hot på lång sikt. Det är angeläget att populationerna inte ytterligare glesas ut och ett tillräckligt antal områden där arten nu finns måste sparas för framtiden. Rosenticka är typisk art för </w:t>
-      </w:r>
-      <w:r>
-        <w:rPr>
-          <w:i/>
-        </w:rPr>
-        <w:t xml:space="preserve">9010 Taiga </w:t>
-      </w:r>
-      <w:r>
-        <w:t xml:space="preserve">och </w:t>
-      </w:r>
-      <w:r>
-        <w:rPr>
-          <w:i/>
-        </w:rPr>
-        <w:t>9050 Näringsrik granskog</w:t>
-      </w:r>
-      <w:r>
-        <w:t xml:space="preserve"> (Nitare &amp; Skogsstyrelsen, 2019; SLU Artdatabanken, 2024).</w:t>
-      </w:r>
-    </w:p>
-    <w:p>
-      <w:r>
-        <w:rPr>
-          <w:b/>
-        </w:rPr>
-        <w:t xml:space="preserve">Skarp dropptaggsvamp (NT) </w:t>
-      </w:r>
-      <w:r>
-        <w:t>bildar mykorrhiza med både gran och tall, främst i barrskogar med trädkontinuitet. Arten uppträder dels i näringsrik kalkbarrskog och dels i sur lavtallskog. Kalkbarrskogarna är ofta grandominerade, olikåldriga och skiktade på frisk mark med ett örtrikt vegetationsskikt. Lavtallskogarna är i regel magra, torra, ljusöppna och ofta brandpräglade. Den totala populationen i landet har minskat och bedöms fortsätta minska till följd av avverkning av äldre barrskogar. Arten har begränsad förmåga att återetablera sig efter slutavverkning eller andra storskaliga skogsbruksåtgärder. Det saknas indikationer på att arten långsiktigt kan etablera eller reproducera sig i skogsbestånd som brukas med metoder som trakthyggesbruk, markberedning, gödsling eller föryngring med förädlat plantmaterial. Minskningstakten för den svenska populationen bedöms vara nära gränsvärdet för Sårbar (VU) (SLU Artdatabanken, 2026).</w:t>
-      </w:r>
-    </w:p>
-    <w:p>
-      <w:r>
-        <w:rPr>
-          <w:b/>
-          <w:i/>
-        </w:rPr>
-        <w:t xml:space="preserve">Skeletocutis exilis </w:t>
-      </w:r>
-      <w:r>
-        <w:rPr>
-          <w:b/>
-        </w:rPr>
-        <w:t>(NT)</w:t>
-      </w:r>
-      <w:r>
-        <w:t xml:space="preserve"> är en tunn liten resupinat ticka som främst är knuten till granved i äldre barrskog. Den växer ofta i anslutning till fruktkroppar av ullticka (NT), men verkar inte vara lika strikt knuten till denna jämfört med de andra ulltickeporingarna </w:t>
-      </w:r>
-      <w:r>
-        <w:rPr>
-          <w:i/>
-        </w:rPr>
-        <w:t>S. brevispora</w:t>
-      </w:r>
-      <w:r>
-        <w:t xml:space="preserve"> (VU) och </w:t>
-      </w:r>
-      <w:r>
-        <w:rPr>
-          <w:i/>
-        </w:rPr>
-        <w:t>S. delicata</w:t>
-      </w:r>
-      <w:r>
-        <w:t xml:space="preserve"> (VU). Brist på kontinuitetsskog och död ved påverkar arten negativt (SLU Artdatabanken, 2026).</w:t>
-      </w:r>
-    </w:p>
-    <w:p>
-      <w:r>
-        <w:rPr>
-          <w:b/>
-        </w:rPr>
-        <w:t>Skrovellav (NT)</w:t>
-      </w:r>
-      <w:r>
-        <w:t xml:space="preserve"> växer på gamla lövträd och på klippor i gamla skogar med hög och jämn luftfuktighet. Slutavverkning av kontinuitetsskog utgör det största hotet och lavens fortsatta förekomst bör säkerställas genom att lokaler med äldre skog skyddas. I områden med mycket hög luftfuktighet kan man på bålen av skrovellav finna de sällsynta parasitsvamparna skrovellavsknapp (EN), </w:t>
-      </w:r>
-      <w:r>
-        <w:rPr>
-          <w:i/>
-        </w:rPr>
-        <w:t>Catillaria lobariicola</w:t>
-      </w:r>
-      <w:r>
-        <w:t xml:space="preserve"> (VU) och </w:t>
-      </w:r>
-      <w:r>
-        <w:rPr>
-          <w:i/>
-        </w:rPr>
-        <w:t>Merismatium lobariae</w:t>
-      </w:r>
-      <w:r>
-        <w:t xml:space="preserve"> (DD). Skrovellav är typisk art för </w:t>
-      </w:r>
-      <w:r>
-        <w:rPr>
-          <w:i/>
-        </w:rPr>
-        <w:t xml:space="preserve">9010 Taiga, 9020 Nordlig ädellövskog, 9040 Fjällbjörkskog, 9070 Trädklädd betesmark, 9160 Näringsrik ekskog, 9180 Ädellövskog i branter, 9190 Näringsfattig ekskog, 8210 Kalkbranter </w:t>
-      </w:r>
-      <w:r>
-        <w:t xml:space="preserve">och </w:t>
-      </w:r>
-      <w:r>
-        <w:rPr>
-          <w:i/>
-        </w:rPr>
-        <w:t>6530 Lövängar</w:t>
-      </w:r>
-      <w:r>
-        <w:t xml:space="preserve"> (SLU Artdatabanken, 2026; Nitare &amp; Skogsstyrelsen, 2019).</w:t>
-      </w:r>
-    </w:p>
-    <w:p>
-      <w:r>
-        <w:rPr>
-          <w:b/>
-        </w:rPr>
-        <w:t>Stjärntagging (NT)</w:t>
-      </w:r>
-      <w:r>
-        <w:t xml:space="preserve"> signalerar inom hela sitt utbredningsområde höga naturvärden. Svampen är uttorkningskänslig och beroende av ett oförändrat fuktigt mikroklimat. Den är även beroende av en ständig tillgång på död ved i olika nedbrytningsstadier, dock ej nödvändigtvis grova träd. Tidigare påverkan på miljön måste dock ha varit så skonsam att det naturliga skogsekosystemet till stora delar har bevarats. Minskningstakten för den svenska populationen bedöms vara nära gränsvärdet för Sårbar (VU). Stjärntagging är typisk art för </w:t>
-      </w:r>
-      <w:r>
-        <w:rPr>
-          <w:i/>
-        </w:rPr>
-        <w:t xml:space="preserve">9010 Taiga, 9050 Näringsrik granskog </w:t>
-      </w:r>
-      <w:r>
-        <w:t xml:space="preserve">och </w:t>
-      </w:r>
-      <w:r>
-        <w:rPr>
-          <w:i/>
-        </w:rPr>
-        <w:t>9030 Landhöjningsskog</w:t>
-      </w:r>
-      <w:r>
-        <w:t xml:space="preserve"> (SLU Artdatabanken, 2024; Nitare &amp; Skogsstyrelsen, 2019).</w:t>
-      </w:r>
-    </w:p>
-    <w:p>
-      <w:r>
-        <w:rPr>
-          <w:b/>
-        </w:rPr>
-        <w:t>Talltita (NT, §4)</w:t>
-      </w:r>
-      <w:r>
-        <w:t>, rödlistad som nära hotad och prioriterad art i Skogsvårdslagen, har häckningsrevir i anmälan. Arten har minskat kraftigt de senaste 30 åren och minskningstakten innevarande 10-årsperiod beräknas till 20 (10–30) %. Talltitan är synnerligen trogen sitt cirka 15 hektar stora revir och är beroende av flerskiktade olikåldriga skogar för att kunna föda upp sina ungar. Talltitan försvinner om dess livsmiljö kalavverkas (Eggers &amp; Low, 2014; Ekman, 1979; Griesser et al, 2007; Klein, 2020; Siffczyk et al, 2003; SLU Artdatabanken, 2021).</w:t>
-      </w:r>
-    </w:p>
-    <w:p>
-      <w:r>
-        <w:rPr>
-          <w:b/>
-        </w:rPr>
-        <w:t>Tretåig hackspett (NT, §4)</w:t>
-      </w:r>
-      <w:r>
-        <w:t xml:space="preserve"> är rödlistad som nära hotad och ingår i bilaga 1 i EU:s fågeldirektiv. Tretåig hackspett är för sin överlevnad beroende av kontinuerlig tillförsel av äldre döende och död ved, som sker genom naturliga självgallringsprocesser i äldre grannaturskogar och barrblandade naturskogar. Om en skog genom skogsbruk gallras eller glesas ur så upphör och uteblir i stort sett den naturliga självgallringsprocessen för mycket lång tid framöver vilket omöjliggör upprätthållandet av den kontinuerliga ekologiska funktionen i ett område. Det finns studier som visar att naturskogens självgallringsprocess som den tretåiga hackspetten är beroende av, inte kan ersättas med efterlämnad hänsyn i skogsbruket (Imbeau &amp; Desrochers, 2002). Storleken på häckningsreviret varierar med skogstypen, förekomsten av död ved och graden av fragmentering, men är i allmänhet i storleksordningen 25–100 hektar. Vintertid krävs ofta betydligt större områden och det finns studier som antyder att arten behöver minst 100 hektar äldre skog. I områden med låg bonitet kan det behövas över 200 hektar lämpligt habitat för att ett par ska kunna reproducera sig. Områden med dokumenterad permanent förekomst i naturskogsmiljöer har vanligen så stora naturvärden att skogsbruk är olämpligt. Tretåig hackspett är typisk art för </w:t>
-      </w:r>
-      <w:r>
-        <w:rPr>
-          <w:i/>
-        </w:rPr>
-        <w:t xml:space="preserve">9010 Taiga, 9740 Skogsbevuxen myr, 9030 Landhöjningsskog </w:t>
-      </w:r>
-      <w:r>
-        <w:t xml:space="preserve">och </w:t>
-      </w:r>
-      <w:r>
-        <w:rPr>
-          <w:i/>
-        </w:rPr>
-        <w:t>9040 Fjällbjörkskog</w:t>
-      </w:r>
-      <w:r>
-        <w:t xml:space="preserve"> (Skogsstyrelsen, 2016; SLU Artdatabanken, 2024).</w:t>
-      </w:r>
-    </w:p>
-    <w:p>
-      <w:r>
-        <w:rPr>
-          <w:b/>
-        </w:rPr>
-        <w:t>Ullticka (NT)</w:t>
-      </w:r>
-      <w:r>
-        <w:t xml:space="preserve"> är knuten till restbestånd av barrnaturskog och förekommer med ett tydligt optimum i orörda eller måttligt påverkade gamla granskogar där det föreligger viss kontinuitet av grov död ved. Ullticka är en bra signalart inom hela sitt utbredningsområde och i södra Sverige är den sällsynt och en god signalart för skyddsvärda granskogsmiljöer. Den hotas av avverkning och fragmentering av naturskog och äldre granskog med lång trädkontinuitet. På ullticka kan ibland ulltickeporing (VU) påträffas - det är en sällsynt ticka som nyligen delats upp i de tre olika arterna ulltickeporing </w:t>
-      </w:r>
-      <w:r>
-        <w:rPr>
-          <w:i/>
-        </w:rPr>
-        <w:t xml:space="preserve">Skeletocutis brevispora </w:t>
-      </w:r>
-      <w:r>
-        <w:t>(VU)</w:t>
-      </w:r>
-      <w:r>
-        <w:rPr>
-          <w:i/>
-        </w:rPr>
-        <w:t>, Skeletocutis delicata</w:t>
-      </w:r>
-      <w:r>
-        <w:t xml:space="preserve"> (VU)</w:t>
-      </w:r>
-      <w:r>
-        <w:rPr>
-          <w:i/>
-        </w:rPr>
-        <w:t xml:space="preserve"> och Skeletocutis exilis</w:t>
-      </w:r>
-      <w:r>
-        <w:t xml:space="preserve"> (NT). Ullticka är typisk art för </w:t>
-      </w:r>
-      <w:r>
-        <w:rPr>
-          <w:i/>
-        </w:rPr>
-        <w:t xml:space="preserve">9010 Taiga, 9050 Näringsrik granskog </w:t>
-      </w:r>
-      <w:r>
-        <w:t xml:space="preserve">och </w:t>
-      </w:r>
-      <w:r>
-        <w:rPr>
-          <w:i/>
-        </w:rPr>
-        <w:t>9030 Landhöjningsskog</w:t>
-      </w:r>
-      <w:r>
-        <w:t xml:space="preserve"> (SLU Artdatabanken, 2026; Nitare &amp; Skogsstyrelsen, 2019; Miettinen &amp; Niemelä, 2018).</w:t>
-      </w:r>
-    </w:p>
-    <w:p>
-      <w:r>
-        <w:rPr>
-          <w:b/>
-        </w:rPr>
-        <w:t>Vedskivlav (NT)</w:t>
-      </w:r>
-      <w:r>
-        <w:t xml:space="preserve"> växer på gammal, torr, exponerad, hård kärnved av framförallt tall i naturskogsartade bestånd. Avverkning av tallskog av naturskogskaraktär med spår av återkommande bränder är ett hot. Mängden lämplig ved att växa på för vedskivlav minskar, dels på grund av naturlig nedbrytning men framförallt på grund av att de förstörs i samband med slutavverkningar, gallringar och markberedning. Tall- och blandbarrskogar av naturskogskaraktär med spår av återkommande bränder bör skyddas. Vedskivlav är typisk art för </w:t>
-      </w:r>
-      <w:r>
-        <w:rPr>
-          <w:i/>
-        </w:rPr>
-        <w:t>9010 Taiga</w:t>
-      </w:r>
-      <w:r>
-        <w:t xml:space="preserve"> (SLU Artdatabanken, 2024).</w:t>
-      </w:r>
-    </w:p>
-    <w:p>
-      <w:r>
-        <w:rPr>
-          <w:b/>
-        </w:rPr>
-        <w:t xml:space="preserve">Vedtrappmossa (NT) </w:t>
-      </w:r>
-      <w:r>
-        <w:t xml:space="preserve">växer på död ved, främst i gammal granskog. Den förekommer knappast alls i fjällnära barrskogar utan finns i skogslandskapet nedom fjällen och framför allt i landets södra delar är den en mycket bra signalart för barrnaturskog med höga naturvärden. Skogsavverkning och brist på grov död ved i skogen är de allvarligaste hoten och den överlever inte kalhyggesbruk. Lokaler med sluten granskog, tillräckligt stora för att säkerställa ett kontinuerligt tillskott på grova lågor, bör undantas från storskaligt skogsbruk. Vedtrappmossa är typisk art för </w:t>
-      </w:r>
-      <w:r>
-        <w:rPr>
-          <w:i/>
-        </w:rPr>
-        <w:t>9010 Taiga</w:t>
-      </w:r>
-      <w:r>
-        <w:t xml:space="preserve"> (SLU Artdatabanken, 2024).</w:t>
-      </w:r>
-    </w:p>
-    <w:p>
-      <w:r>
-        <w:rPr>
-          <w:b/>
-        </w:rPr>
-        <w:t>Vitgrynig nållav (NT)</w:t>
-      </w:r>
-      <w:r>
-        <w:t xml:space="preserve"> växer nästan uteslutande på bark av gamla, senvuxna granar i skuggiga lägen med hög och jämn luftfuktighet. Den vanligaste naturtypen för arten är kontinuitetsskogar på frisk mark men den finns också i sumpgranskogar. På lång sikt utgör avverkningar av olikåldriga granskogar av naturskogskaraktär ett allvarligt hot mot arten och skogsbruksåtgärder på eller i närheten av växtplatserna bör undvikas. Naturskogsartade, fuktiga granskogar med förekomster av arten signalerar höga biologiska värden och bör bevaras (SLU Artdatabanken, 2024; Nitare &amp; Skogsstyrelsen, 2019).</w:t>
-      </w:r>
-    </w:p>
-    <w:p>
-      <w:r>
-        <w:rPr>
-          <w:b/>
-        </w:rPr>
-        <w:t>Bårdlav</w:t>
-      </w:r>
-      <w:r>
-        <w:t xml:space="preserve"> signalerar miljöer med höga naturvärden och på lokalerna finns vanligtvis många andra ovanliga och rödlistade arter. Den visar även på platser med hög och jämn luftfuktighet. På bårdlav och andra njurlavar (Nephroma) kan de sällsynta parasiterna </w:t>
-      </w:r>
-      <w:r>
-        <w:rPr>
-          <w:i/>
-        </w:rPr>
-        <w:t xml:space="preserve">Protounguicularia nephromatis </w:t>
-      </w:r>
-      <w:r>
-        <w:t xml:space="preserve">(VU) och </w:t>
-      </w:r>
-      <w:r>
-        <w:rPr>
-          <w:i/>
-        </w:rPr>
-        <w:t xml:space="preserve">Tremella nephromatis </w:t>
-      </w:r>
-      <w:r>
-        <w:t xml:space="preserve">(DD) påträffas. Bårdlav är typisk art för </w:t>
-      </w:r>
-      <w:r>
-        <w:rPr>
-          <w:i/>
-        </w:rPr>
-        <w:t xml:space="preserve">9010 Taiga, 9020 Nordlig ädellövskog, 9070 Trädklädd betesmark, 9110 Näringsfattig bokskog, 9160 Näringsrik ekskog, 9180 Ädellövskog i branter </w:t>
-      </w:r>
-      <w:r>
-        <w:t>och</w:t>
-      </w:r>
-      <w:r>
-        <w:rPr>
-          <w:i/>
-        </w:rPr>
-        <w:t xml:space="preserve"> 9190 Näringsfattig ekskog</w:t>
-      </w:r>
-      <w:r>
-        <w:t xml:space="preserve"> (SLU Artdatabanken, 2026; Nitare &amp; Skogsstyrelsen, 2019).</w:t>
-      </w:r>
-    </w:p>
-    <w:p>
-      <w:r>
-        <w:rPr>
-          <w:b/>
-        </w:rPr>
-        <w:t>Gulnål</w:t>
-      </w:r>
-      <w:r>
-        <w:t xml:space="preserve"> växer mest på murknande lövträdsved och barrträdsved och förekommer i skuggiga miljöer med hög luftfuktighet. I södra Sverige är den en relativt bra signal på biotoper med höga naturvärden och följs ofta av sällsynta arter. Gulnål är typisk art för </w:t>
-      </w:r>
-      <w:r>
-        <w:rPr>
-          <w:i/>
-        </w:rPr>
-        <w:t>9110 Näringsfattig bokskog</w:t>
-      </w:r>
-      <w:r>
-        <w:t xml:space="preserve"> och</w:t>
-      </w:r>
-      <w:r>
-        <w:rPr>
-          <w:i/>
-        </w:rPr>
-        <w:t xml:space="preserve"> 9130 Näringsrik bokskog </w:t>
-      </w:r>
-      <w:r>
-        <w:t>(Nitare &amp; Skogsstyrelsen, 2019; SLU Artdatabanken, 2025).</w:t>
-      </w:r>
-    </w:p>
-    <w:p>
-      <w:r>
-        <w:rPr>
-          <w:b/>
-        </w:rPr>
-        <w:t>Klippfrullania</w:t>
-      </w:r>
-      <w:r>
-        <w:t xml:space="preserve"> är i centrala, östra och norra Sverige en bra signalart. Den påträffas där i skyddsvärda skogsmiljöer med lång kontinuitet av gamla träd i halvöppen terräng, samt trädklädda bergbranter med ett mikroklimat som har konstant hög och jämn luftfuktighet året om. Klippfrullania är typisk art för </w:t>
-      </w:r>
-      <w:r>
-        <w:rPr>
-          <w:i/>
-        </w:rPr>
-        <w:t xml:space="preserve">9020 Nordlig ädellövskog, 9110 Näringsfattig bokskog, 9130 Näringsrik bokskog, 9160 Näringsrik ekskog, 9180 Ädellövskog i branter </w:t>
-      </w:r>
-      <w:r>
-        <w:t xml:space="preserve">och </w:t>
-      </w:r>
-      <w:r>
-        <w:rPr>
-          <w:i/>
-        </w:rPr>
-        <w:t xml:space="preserve">9190 Näringsfattig ekskog </w:t>
-      </w:r>
-      <w:r>
-        <w:t>(Nitare &amp; Skogsstyrelsen, 2019; SLU Artdatabanken, 2025).</w:t>
-      </w:r>
-    </w:p>
-    <w:p>
-      <w:r>
-        <w:rPr>
-          <w:b/>
-        </w:rPr>
-        <w:t>Kransrams</w:t>
-      </w:r>
-      <w:r>
-        <w:t xml:space="preserve"> är typisk art för </w:t>
-      </w:r>
-      <w:r>
-        <w:rPr>
-          <w:i/>
-        </w:rPr>
-        <w:t xml:space="preserve">9020 Nordlig ädellövskog </w:t>
-      </w:r>
-      <w:r>
-        <w:t>(SLU Artdatabanken, 2025).</w:t>
-      </w:r>
-    </w:p>
-    <w:p>
-      <w:r>
-        <w:rPr>
-          <w:b/>
-        </w:rPr>
-        <w:t>Luddlav</w:t>
-      </w:r>
-      <w:r>
-        <w:t xml:space="preserve"> signalerar lång skoglig kontinuitet med ett stabilt lokal- och mikroklimat med hög och jämn fuktighet. Luddlav är typisk art för </w:t>
-      </w:r>
-      <w:r>
-        <w:rPr>
-          <w:i/>
-        </w:rPr>
-        <w:t>9010 Taiga,</w:t>
-      </w:r>
-      <w:r>
-        <w:t xml:space="preserve"> </w:t>
-      </w:r>
-      <w:r>
-        <w:rPr>
-          <w:i/>
-        </w:rPr>
-        <w:t xml:space="preserve">9020 Nordlig ädellövskog, 9070 Trädklädd betesmark, 9110 Näringsfattig bokskog, 9180 Ädellövskog i branter </w:t>
-      </w:r>
-      <w:r>
-        <w:t>och</w:t>
-      </w:r>
-      <w:r>
-        <w:rPr>
-          <w:i/>
-        </w:rPr>
-        <w:t xml:space="preserve"> 9190 Näringsfattig ekskog </w:t>
-      </w:r>
-      <w:r>
-        <w:t>(Nitare &amp; Skogsstyrelsen, 2019; SLU Artdatabanken, 2025).</w:t>
-      </w:r>
-    </w:p>
-    <w:p>
-      <w:r>
-        <w:rPr>
-          <w:b/>
-        </w:rPr>
-        <w:t xml:space="preserve">Norrlandslav </w:t>
-      </w:r>
-      <w:r>
-        <w:t xml:space="preserve">indikerar söder om den naturliga norrlandsgränsen barrskogsbeklädda bergbranter eller andra ostörda skogsmiljöer med höga naturvärden. Norrlandslav är typisk art för </w:t>
-      </w:r>
-      <w:r>
-        <w:rPr>
-          <w:i/>
-        </w:rPr>
-        <w:t xml:space="preserve">9010 Taiga, 8110 Silikatrasmarker </w:t>
-      </w:r>
-      <w:r>
-        <w:t>och</w:t>
-      </w:r>
-      <w:r>
-        <w:rPr>
-          <w:i/>
-        </w:rPr>
-        <w:t xml:space="preserve"> 8120 Kalkrasmarker </w:t>
-      </w:r>
-      <w:r>
-        <w:t>(Nitare &amp; Skogsstyrelsen, 2000; SLU Artdatabanken, 2025).</w:t>
-      </w:r>
-    </w:p>
-    <w:p>
-      <w:r>
-        <w:rPr>
-          <w:b/>
-        </w:rPr>
-        <w:t>Plattlummer (§9)</w:t>
-      </w:r>
-      <w:r>
-        <w:t xml:space="preserve"> växer främst i ljusöppna sandtallskogar eller annan gles, torr och brandpräglad hedbarrskog. Den är mest frekvent i olika typer av naturskogar och kontinuitetsskogar och missgynnas markant av slutavverkning och maskinell markberedning. Söder ut i landet förekommer de närstående arterna cypresslummer (EN, §8) och mellanlummer (NT, §9), vilka båda omfattas av EU:s art- och habitatdirektiv. Plattlummer är typisk art för </w:t>
-      </w:r>
-      <w:r>
-        <w:rPr>
-          <w:i/>
-        </w:rPr>
-        <w:t xml:space="preserve">9010 Taiga </w:t>
-      </w:r>
-      <w:r>
-        <w:t>och</w:t>
-      </w:r>
-      <w:r>
-        <w:rPr>
-          <w:i/>
-        </w:rPr>
-        <w:t xml:space="preserve"> 2320 Rissandhedar </w:t>
-      </w:r>
-      <w:r>
-        <w:t>(Nitare &amp; Skogsstyrelsen, 2019; SLU Artdatabanken, 2026).</w:t>
-      </w:r>
-    </w:p>
-    <w:p>
-      <w:r>
-        <w:rPr>
-          <w:b/>
-        </w:rPr>
-        <w:t xml:space="preserve">Skinnlav </w:t>
-      </w:r>
-      <w:r>
-        <w:t xml:space="preserve">förekommer på diverse lövträd, främst på gammal asp och sälg. Den påträffas främst i områden med lång kontinuitet av grova lövträd och signalerar skogsmark med höga naturvärden. På lokalerna förekommer som regel ett flertal andra ovanliga eller rödlistade lavar. I likhet med gelélavarna, etablerar sig skinnlaven i skogsmark på grova aspar i sena lövsuccessioner. Skinnlav är typisk art för </w:t>
-      </w:r>
-      <w:r>
-        <w:rPr>
-          <w:i/>
-        </w:rPr>
-        <w:t xml:space="preserve">9010 Taiga, 9020 Nordlig ädellövskog </w:t>
-      </w:r>
-      <w:r>
-        <w:t xml:space="preserve">och </w:t>
-      </w:r>
-      <w:r>
-        <w:rPr>
-          <w:i/>
-        </w:rPr>
-        <w:t xml:space="preserve">9070 Trädklädd betesmark </w:t>
-      </w:r>
-      <w:r>
-        <w:t>(Nitare &amp; Skogsstyrelsen, 2019; SLU Artdatabanken, 2025).</w:t>
-      </w:r>
-    </w:p>
-    <w:p>
-      <w:r>
-        <w:rPr>
-          <w:b/>
-        </w:rPr>
-        <w:t>Slanklav</w:t>
-      </w:r>
-      <w:r>
-        <w:t xml:space="preserve"> är typisk art för </w:t>
-      </w:r>
-      <w:r>
-        <w:rPr>
-          <w:i/>
-        </w:rPr>
-        <w:t xml:space="preserve">9020 Nordlig ädellövskog, 9180 Ädellövskog i branter, 9070 Trädklädd betesmark </w:t>
-      </w:r>
-      <w:r>
-        <w:t xml:space="preserve">och </w:t>
-      </w:r>
-      <w:r>
-        <w:rPr>
-          <w:i/>
-        </w:rPr>
-        <w:t xml:space="preserve">8230 Hällmarkstorräng </w:t>
-      </w:r>
-      <w:r>
-        <w:t>(SLU Artdatabanken, 2025).</w:t>
-      </w:r>
-    </w:p>
-    <w:p>
-      <w:r>
-        <w:rPr>
-          <w:b/>
-        </w:rPr>
-        <w:t>Spindelblomster (§8)</w:t>
-      </w:r>
-      <w:r>
-        <w:t xml:space="preserve"> växer i äldre mossrik granskog eller barrblandskog, men även i fjällbjörkskog. Arten indikerar långvarig trädkontinuitet och hög luftfuktighet och är mycket känslig för uttorkning och markskador. Spindelblomster har i många trakter minskat starkt under senare tid på grund av slutavverkningar och skogsmarksdikning. Spindelblomster är typisk art för </w:t>
-      </w:r>
-      <w:r>
-        <w:rPr>
-          <w:i/>
-        </w:rPr>
-        <w:t xml:space="preserve">9010 Taiga, 9050 Näringsrik granskog </w:t>
-      </w:r>
-      <w:r>
-        <w:t>och</w:t>
-      </w:r>
-      <w:r>
-        <w:rPr>
-          <w:i/>
-        </w:rPr>
-        <w:t xml:space="preserve"> 9040 Fjällbjörkskog</w:t>
-      </w:r>
-      <w:r>
-        <w:t xml:space="preserve"> (Nitare &amp; Skogsstyrelsen, 2019; SLU Artdatabanken, 2025).</w:t>
-      </w:r>
-    </w:p>
-    <w:p>
-      <w:r>
-        <w:rPr>
-          <w:b/>
-        </w:rPr>
-        <w:t>Stor aspticka</w:t>
-      </w:r>
-      <w:r>
-        <w:t xml:space="preserve"> är knuten till gamla levande aspar och orsakar karaktäristiska inbuktningar i stammen (så kallad nekroser). Slutavverknings- och gallringsåtgärder i löv- och blandskogsbestånd som innebär att tillgången på grov asp minskar är ett hot mot arten. Det är viktigt att äldre aspar och aspbestånd sparas och för att gynna arten på sikt bör aspinslagen i t.ex. bergbranter, raviner, skogsbryn och kring äldre odlingsmarker generellt sparas i större utsträckning än vad som görs idag. Stor aspticka är typisk art för </w:t>
-      </w:r>
-      <w:r>
-        <w:rPr>
-          <w:i/>
-        </w:rPr>
-        <w:t xml:space="preserve">9010 Taiga </w:t>
-      </w:r>
-      <w:r>
-        <w:t xml:space="preserve">och </w:t>
-      </w:r>
-      <w:r>
-        <w:rPr>
-          <w:i/>
-        </w:rPr>
-        <w:t>9030 Landhöjningsskog</w:t>
-      </w:r>
-      <w:r>
-        <w:t xml:space="preserve"> (SLU Artdatabanken, 2024; Nitare &amp; Skogsstyrelsen, 2019).</w:t>
-      </w:r>
-    </w:p>
-    <w:p>
-      <w:r>
-        <w:rPr>
-          <w:b/>
-        </w:rPr>
-        <w:t>Stuplav</w:t>
-      </w:r>
-      <w:r>
-        <w:t xml:space="preserve"> är en mycket bra signalart i hela sitt utbredningsområde och förekommer nästan enbart i skogsmiljöer med höga naturvärden. Den indikerar långvarig förekomst av gamla lövträd och miljöer med konstant hög luftfuktighet. I skogar med suboceaniskt klimat finns det en mycket sällsynt parasit, njurlavsknapp </w:t>
-      </w:r>
-      <w:r>
-        <w:rPr>
-          <w:i/>
-        </w:rPr>
-        <w:t>Pletocarpon nephromeum</w:t>
-      </w:r>
-      <w:r>
-        <w:t xml:space="preserve"> (EN), som växer på stuplav. Ytterligare tre sällsynta lavparasiter, </w:t>
-      </w:r>
-      <w:r>
-        <w:rPr>
-          <w:i/>
-        </w:rPr>
-        <w:t>Protounguicularia nephromatis</w:t>
-      </w:r>
-      <w:r>
-        <w:t xml:space="preserve"> (VU), </w:t>
-      </w:r>
-      <w:r>
-        <w:rPr>
-          <w:i/>
-        </w:rPr>
-        <w:t>Refractohilum galligenum</w:t>
-      </w:r>
-      <w:r>
-        <w:t xml:space="preserve"> (NT) och </w:t>
-      </w:r>
-      <w:r>
-        <w:rPr>
-          <w:i/>
-        </w:rPr>
-        <w:t>Roselliniella nephromatis</w:t>
-      </w:r>
-      <w:r>
-        <w:t xml:space="preserve"> (DD), kan också påträffas på stuplav. Stuplav är typisk art för </w:t>
-      </w:r>
-      <w:r>
-        <w:rPr>
-          <w:i/>
-        </w:rPr>
-        <w:t>9010 Taiga</w:t>
-      </w:r>
-      <w:r>
-        <w:t xml:space="preserve"> (SLU Artdatabanken, 2026; Nitare &amp; Skogsstyrelsen, 2019).</w:t>
-      </w:r>
-    </w:p>
-    <w:p>
-      <w:r>
-        <w:rPr>
-          <w:b/>
-        </w:rPr>
-        <w:t xml:space="preserve">Trådticka </w:t>
-      </w:r>
-      <w:r>
-        <w:t xml:space="preserve">är knuten till grova granar i rikare ofta fuktiga miljöer. Den återfinns på både levande och döda träd samt stubbar och nyligen fallna träd. Karaktärsart för äldre fuktiga granskogsbiotoper, och i stor mängd är den en bra signalart för miljöer med andra rödlistade arter. Trådticka är typisk art för </w:t>
-      </w:r>
-      <w:r>
-        <w:rPr>
-          <w:i/>
-        </w:rPr>
-        <w:t xml:space="preserve">9010 Taiga </w:t>
-      </w:r>
-      <w:r>
-        <w:t xml:space="preserve">och </w:t>
-      </w:r>
-      <w:r>
-        <w:rPr>
-          <w:i/>
-        </w:rPr>
-        <w:t xml:space="preserve">9050 Näringsrik granskog </w:t>
-      </w:r>
-      <w:r>
-        <w:t>(SLU Artdatabanken, 2025).</w:t>
-      </w:r>
-    </w:p>
-    <w:p>
-      <w:r>
-        <w:rPr>
-          <w:b/>
-        </w:rPr>
-        <w:t>Vanlig flatbagge</w:t>
-      </w:r>
-      <w:r>
-        <w:t xml:space="preserve"> är en skalbagge vars larvutveckling sker i brunrötad ved av tall och gran, i mindre omfattning lövträd som al, asp och björk. Främst i lågor med klibbticka, timmerticka eller citronticka. Vanlig flatbagge är typisk art för </w:t>
-      </w:r>
-      <w:r>
-        <w:rPr>
-          <w:i/>
-        </w:rPr>
-        <w:t xml:space="preserve">9060 Åsbarrskog </w:t>
-      </w:r>
-      <w:r>
-        <w:t>(SLU Artdatabanken, 2025).</w:t>
-      </w:r>
-    </w:p>
-    <w:p>
-      <w:r>
-        <w:rPr>
-          <w:b/>
-        </w:rPr>
-        <w:t xml:space="preserve">Vedticka </w:t>
-      </w:r>
-      <w:r>
-        <w:t xml:space="preserve">är en bra signalart söder om den naturliga norrlandsgränsen. Den är huvudsakligen knuten till äldre barrskogar där det föreligger långvarig kontinuitet av död barrved. Vedticka är typisk art för </w:t>
-      </w:r>
-      <w:r>
-        <w:rPr>
-          <w:i/>
-        </w:rPr>
-        <w:t xml:space="preserve">9010 Taiga </w:t>
-      </w:r>
-      <w:r>
-        <w:t>(Nitare &amp; Skogsstyrelsen, 2019; SLU Artdatabanken, 2025).</w:t>
       </w:r>
     </w:p>
     <w:p>
@@ -1490,35 +847,6 @@
       </w:r>
       <w:r>
         <w:t>är en långhorning vars larvutveckling sker under bark på nyligen döda stående barrträd, främst gran, mer undantagsvis på tall. Främst i stående träd, särskilt gamla, långsamvuxna granar med grov bark, även i grövre grenar, stubbar eller vindfällen. Arten är starkt knuten till naturskogsliknande granskogar, och gynnas av extrema torrsomrar som försvagar träden. Arten påverkas negativt av brist på kontinuitetsskog och en minskning av populationen pågår eller förväntas ske (SLU Artdatabanken, 2025).</w:t>
-      </w:r>
-    </w:p>
-    <w:p>
-      <w:r>
-        <w:rPr>
-          <w:b/>
-        </w:rPr>
-        <w:t>Järpe (§4)</w:t>
-      </w:r>
-      <w:r>
-        <w:t xml:space="preserve">, som är upptagen i bilaga 1 och 2 EU:s fågeldirektiv, är mycket stationär inom sitt revir som är minst 25 hektar stort. Livsmiljöerna utgörs av tät barrskog med inblandning av lövträd och en väl utvecklad flerskiktad struktur med bärris och yngre eller undertryckta, täta granar i ett lägre skikt, ofta utmed bäckar och åar inne i den skyddande granskogen. Den överlever inte om dess livsmiljö kalavverkas och är även känslig för röjning, gallring och avverkning där unga granar och lövträd inte sparas i tillräcklig omfattning. Arten finns i sammanhängande grandominerad skog över hela Sverige men förekomsterna är betydligt glesare i Götaland än i övriga landet. Järpe är typisk art för </w:t>
-      </w:r>
-      <w:r>
-        <w:rPr>
-          <w:i/>
-        </w:rPr>
-        <w:t xml:space="preserve">9010 Taiga, 9080 Lövsumpskog </w:t>
-      </w:r>
-      <w:r>
-        <w:t xml:space="preserve">och </w:t>
-      </w:r>
-      <w:r>
-        <w:rPr>
-          <w:i/>
-        </w:rPr>
-        <w:t xml:space="preserve">9740 Skogsbevuxen myr </w:t>
-      </w:r>
-      <w:r>
-        <w:t>(SLU Artdatabanken, 2026).</w:t>
       </w:r>
     </w:p>
     <w:p>
@@ -1693,7 +1021,7 @@
         <w:rPr>
           <w:i/>
         </w:rPr>
-        <w:t>I det avverkningsanmälda skogsområdet har 46 rödlistade arter och signalarter påträffats. Detta ska jämföras med Skogsstyrelsens uppföljning 2017 av nyckelbiotoper som visade att man i genomsnitt hittar 20,6 olika rödlistade arter och signalarter i en nyckelbiotop (Wijk, S. 2017. Biologisk mångfald i nyckelbiotoper – Resultat från inventeringen “Uppföljning biologisk mångfald” 2009–2015. Rapport 4/2017 Skogsstyrelsen, Jönköping).</w:t>
+        <w:t>I det avverkningsanmälda skogsområdet har 20 rödlistade arter och signalarter påträffats. Detta ska jämföras med Skogsstyrelsens uppföljning 2017 av nyckelbiotoper som visade att man i genomsnitt hittar 20,6 olika rödlistade arter och signalarter i en nyckelbiotop (Wijk, S. 2017. Biologisk mångfald i nyckelbiotoper – Resultat från inventeringen “Uppföljning biologisk mångfald” 2009–2015. Rapport 4/2017 Skogsstyrelsen, Jönköping).</w:t>
       </w:r>
     </w:p>
     <w:p>
@@ -1722,7 +1050,7 @@
         <w:rPr>
           <w:i/>
         </w:rPr>
-        <w:t>I det avverkningsanmälda skogsområdet har 51 naturvårdsarter varav 30 rödlistade arter sina livsmiljöer och växtplatser.</w:t>
+        <w:t>I det avverkningsanmälda skogsområdet har 23 naturvårdsarter varav 12 rödlistade arter sina livsmiljöer och växtplatser.</w:t>
       </w:r>
     </w:p>
     <w:p>
@@ -1929,90 +1257,53 @@
         <w:pStyle w:val="Heading1"/>
       </w:pPr>
       <w:r>
-        <w:t>Knärot – ekologi samt krav på livsmiljön</w:t>
+        <w:t>Ulltickeporing – ekologi samt krav på livsmiljön</w:t>
       </w:r>
     </w:p>
     <w:p>
       <w:r>
-        <w:t xml:space="preserve">Knärot är typisk art för </w:t>
+        <w:t xml:space="preserve">Ulltickeporing </w:t>
       </w:r>
       <w:r>
         <w:rPr>
           <w:i/>
         </w:rPr>
-        <w:t xml:space="preserve">9010 Taiga </w:t>
-      </w:r>
-      <w:r>
-        <w:t>och</w:t>
+        <w:t>Skeletocutis brevispora</w:t>
+      </w:r>
+      <w:r>
+        <w:t xml:space="preserve"> (VU), rödlistad som sårbar, växer på ullticka (NT) i naturskogsartade granskogar. Avverkning av naturskogslika miljöer och av grova granar där ulltickeporing förekommer är ett direkt hot mot artens fortlevnad Alla skogliga åtgärder som innebär att lågor och döda eller skadade träd tas bort missgynnar arten. På sikt är minskad tillgång till lämpligt substrat och krympande areal av naturskog ett hot, framförallt råder brist på grov ved som lågor i sena nedbrytningsstadier. Ytterligare fragmentering av skogslandskapet minskar artens möjligheter till spridning. Gamla granskogar som hyser arten undantas helt från skogsbruk (SLU Artdatabanken, 2026).</w:t>
+      </w:r>
+    </w:p>
+    <w:p>
+      <w:r>
+        <w:t xml:space="preserve">Ulltickeporingen har nyligen delats upp i de tre olika arterna ulltickeporing </w:t>
       </w:r>
       <w:r>
         <w:rPr>
           <w:i/>
         </w:rPr>
-        <w:t xml:space="preserve"> 9050 Näringsrik granskog</w:t>
-      </w:r>
-      <w:r>
-        <w:t>, fridlyst enligt 8 och 15 §§ artskyddsförordningen och klassad som sårbar (VU) enligt rödlistan 2020. Knärot är beroende av hög och jämn luftfuktighet i gamla, ostörda skogsmiljöer och är känslig för snabba förändringar av ljus-/vindförhållanden eller uttorkning. På grund av ett alltför intensivt skogsbruk har den minskat med 40 (25–50) % under de senaste 60 åren och i framtiden bedöms minskningstakten uppgå till 30 (20–40) %. Till följd av att arten har en dokumenterat högre minskningstakt i förhållande till sin generationstid än vad som tidigare varit känt (data från Riksskogstaxeringen) höjdes den till hotkategori sårbar (VU) i rödlistan 2020 (SLU Artdatabanken, 2024).</w:t>
-      </w:r>
-    </w:p>
-    <w:p>
-      <w:r>
-        <w:t>En analys av 79 floraväktarlokaler åren 1990–2015 vilka återbesökts under 2020–2024 visade på en tydlig negativ påverkan på knärotsförekomster från större hyggen i närområdet (inom 150–200 m) vilket indikerar att kanteffekter har en stor påverkan på populationerna. Resultaten bekräftar knärotens känslighet för kanteffekter och visar vikten av att skydda större skogsbestånd för att bevara arten. Om det blir höga andelar (&gt;30%) hyggen inom 200 meter från en knärotsförekomst så ökar risken för att en knärotspopulation dör ut och det verkar det behövas någonstans mellan 100 och 150 meters skyddszon för att bevara arten på lång sikt (Sebestyén &amp; Sundberg, 2025). Detta stöds även av en studie (Johansson et al, 2026) baserad på data från Riksskogstaxeringen som visar att knäroten minskat med 66 % under perioden 1993–2022 samt att det finns en stark korrelation mellan minskande arealer kontinuitetsskog och lokal utdöenderisk. Knäroten uppvisade en mycket låg koloniseringsgrad (0,7 % över 10 år) i kombination med hög lokal utrotningsrisk (75,2 %), där utrotningssannolikheten ökade kraftigt när arealen kontinuitetsskog minskade mellan undersökningar, t.ex. på grund av kalhyggesbruk (Johansson et al., 2026).</w:t>
-      </w:r>
-    </w:p>
-    <w:p>
-      <w:r>
-        <w:t xml:space="preserve">Samuel Johnsons doktorsavhandling </w:t>
+        <w:t xml:space="preserve">Skeletocutis brevispora </w:t>
+      </w:r>
+      <w:r>
+        <w:t>(VU)</w:t>
       </w:r>
       <w:r>
         <w:rPr>
           <w:i/>
         </w:rPr>
-        <w:t>“Retention Forestry as a Conservation Measure for Boreal Forest Ground Vegetation”</w:t>
-      </w:r>
-      <w:r>
-        <w:t xml:space="preserve"> (SLU, Uppsala 2014) visar att det krävs väl tilltagna skyddszoner för att knärotens växtplatser inte ska ta skada av skogsbruksåtgärder i intilliggande områden: </w:t>
+        <w:t>, Skeletocutis delicata</w:t>
+      </w:r>
+      <w:r>
+        <w:t xml:space="preserve"> (VU)</w:t>
       </w:r>
       <w:r>
         <w:rPr>
           <w:i/>
         </w:rPr>
-        <w:t xml:space="preserve">“Study III shows that retention patches smaller than 0.5 ha do not lifeboat the sensitive forest herb G. repens, a species that depend on stable microclimatic conditions typical for intact forest stands.” </w:t>
-      </w:r>
-      <w:r>
-        <w:t xml:space="preserve">Vidare </w:t>
-      </w:r>
-      <w:r>
-        <w:rPr>
-          <w:i/>
-        </w:rPr>
-        <w:t>“More sensitive forest species are not lifeboated in retention patches ranging from 0.05 to 0.5 ha (Papers II &amp; III).”</w:t>
-      </w:r>
-    </w:p>
-    <w:p>
-      <w:r>
-        <w:t xml:space="preserve">Johnsons (2014) rekommendation på minst 50 meters breda skyddszoner runt knärotens växtplatser motsvarar en areal på 0,78 hektar, vilket ligger i linje med andra studier som gjorts på känsliga skogsarter: </w:t>
-      </w:r>
-      <w:r>
-        <w:rPr>
-          <w:i/>
-        </w:rPr>
-        <w:t>“In study III I also show that translocated specimens of G. repens survives well in mature forests at least 50 m from the nearest edge to an open area. Moreover, measures of temperature and humidity show that such distances from an open area is far enough to offer a microclimate that is more stable compared to what present in retention patches of around 0.1 ha. This means that the very centre of a circular patch with radius 50 m (equals a size of 0.78 ha) should offer conditions similar to interior forest and would perhaps be a suitable habitat for G. repens and similar species. Previous studies from both North America and Sweden have also concluded that patches between 0.5 and one ha are sufficient for preserving interior forest vegetation as well as sensitive lichens and bryophytes (de Graaf &amp; Roberts 2009; Halpern et al. 2012; Rudolphi et al. 2014).”</w:t>
-      </w:r>
-    </w:p>
-    <w:p>
-      <w:r>
-        <w:t>Ytterligare en studie (Koelmeijer m.fl., 2022) inkluderar knärotens skyddsbehov. I uppsatsen berörs problemet med uttorkning för växter, bl.a. för knärot, ett problem som blivit accentuerat på grund av den pågående klimatförändringen och torra somrar, t.ex. den exceptionellt torra sommaren 2018. I uppsatsen undersöks områden med tre olika avstånd från kalhyggeskant med avseende på skydd bl.a. för knärot. Det första området har avstånd upp till 20 m från hyggeskant (Strong edge effect), det andra 20–40 m från hyggeskant (Weak edge effect) och det tredje avser större avstånd från hyggeskant, där kanteffekten anses vara försumbar (Interior). Ett resultat var att man fann stor eller mycket stor uttorkningseffekt på känsliga och rödlistade skogsarter vid de kortare avstånden till hyggeskant, medan effekt av uttorkning inte konstaterades på större avstånd (Interior). För orkidén knärot fann man en rik förekomst (upp till 0,06 dm2/m2) på stort avstånd från hyggeskant (Interior), medan förekomsten var liten eller närmast försumbar i de områden som klassificerades som Weak edge effect respektive Strong edge effect. Arbetet påpekar att de allt oftare förekommande torra somrarna ger ytterligare skäl att utöka skyddsavståndet från hyggen till den fuktkrävande arten knärot (Koelmeijer m.fl., 2022).</w:t>
-      </w:r>
-    </w:p>
-    <w:p>
-      <w:r>
-        <w:t>Även Skogsstyrelsens egen vägledning för hänsyn till knärot ligger i linje med ovanstående forskningsstudier. Av vägledningen framgår det att för med hög sannolikhet kunna bevara befintliga förekomster krävs relativt stora avsättningar av uppvuxen skog med slutet och relativt tätt kronskikt. Som riktlinje kan krävas ett avstånd på 50 meter in från brynet för att vidmakthålla ett fungerande mikroklimat. Detta innebär att fristående hänsynsytor för många arter (kärlväxter, lavar och mossor) kan behöva ha en area överstigande 0,8 hektar (cirkelyta med radien 50 meter = 0,78 hektar) för att bibehålla lokalklimatet. Även ganska små förändringar i form av förändrade ljus- och fuktighetsförhållanden, till exempel till följd av gallring, kan leda till att arten försvinner till följd av konkurrens med mera ljuskrävande och snabbväxande arter (Skogsstyrelsen, 2022).</w:t>
-      </w:r>
-    </w:p>
-    <w:p>
-      <w:r>
-        <w:t>Vid tillämpning av försiktighetsprincipen enligt 2 kap. 3 § miljöbalken bör sålunda 100–150 meters skyddszon lämnas runt knärotens växtplatser.</w:t>
+        <w:t xml:space="preserve"> och Skeletocutis exilis</w:t>
+      </w:r>
+      <w:r>
+        <w:t xml:space="preserve"> (NT) (SLU Artdatabanken, 2026; Miettinen &amp; Niemelä, 2018).</w:t>
       </w:r>
     </w:p>
     <w:p>
@@ -2020,133 +1311,26 @@
         <w:pStyle w:val="Heading2"/>
       </w:pPr>
       <w:r>
-        <w:t>Referenser – knärot</w:t>
+        <w:t>Referenser – ulltickeporing</w:t>
       </w:r>
     </w:p>
     <w:p>
       <w:r>
-        <w:t xml:space="preserve">de Graaf M &amp; Roberts M.R., 2009. </w:t>
+        <w:t xml:space="preserve">Miettinen, O. &amp; Niemelä, T., 2018. </w:t>
       </w:r>
       <w:r>
         <w:rPr>
           <w:i/>
         </w:rPr>
-        <w:t xml:space="preserve">Short-term response of the herbaceous layer within leave patches after harvest. </w:t>
-      </w:r>
-      <w:r>
-        <w:t>Forest Ecology and Management 257, 1014–1025.</w:t>
+        <w:t>Two new temperate polypore species of Skeletocutis (Polyporales, Basidiomycota)</w:t>
+      </w:r>
+      <w:r>
+        <w:t>. Ann. Bot. Fennici 55: 195–206.</w:t>
       </w:r>
     </w:p>
     <w:p>
       <w:r>
-        <w:t xml:space="preserve">Halpern, C. B., Halaj, J., Evans, S. A., &amp; Dovciak, M., 2012. </w:t>
-      </w:r>
-      <w:r>
-        <w:rPr>
-          <w:i/>
-        </w:rPr>
-        <w:t xml:space="preserve">Level and pattern of overstory retention interact to shape long-term responses of understories to timber harvest. </w:t>
-      </w:r>
-      <w:r>
-        <w:t>Ecological Applications, 22, 2049–2064.</w:t>
-      </w:r>
-    </w:p>
-    <w:p>
-      <w:r>
-        <w:t>Johansson, V., Jansson, M. och Bergman, K-O</w:t>
-      </w:r>
-      <w:r>
-        <w:rPr>
-          <w:i/>
-        </w:rPr>
-        <w:t>.</w:t>
-      </w:r>
-      <w:r>
-        <w:t>, 2026.</w:t>
-      </w:r>
-      <w:r>
-        <w:rPr>
-          <w:i/>
-        </w:rPr>
-        <w:t xml:space="preserve"> A 30-year population decline of a threatened forest orchid associated with old growth forests</w:t>
-      </w:r>
-      <w:r>
-        <w:t>. Department of Physics, Chemistry and Biology (IFM), Linköping University.</w:t>
-      </w:r>
-    </w:p>
-    <w:p>
-      <w:r>
-        <w:t xml:space="preserve">Johnson, S., 2014. </w:t>
-      </w:r>
-      <w:r>
-        <w:rPr>
-          <w:i/>
-        </w:rPr>
-        <w:t>Retention Forestry as a Conservation Measure for Boreal Forest Ground Vegetation</w:t>
-      </w:r>
-      <w:r>
-        <w:t>. Doktorsavhandling, SLU, Uppsala.</w:t>
-      </w:r>
-    </w:p>
-    <w:p>
-      <w:r>
-        <w:t xml:space="preserve">Koelmeijer, I. A., Ehrlén, J., Jönsson, M., De Frenne, P., Berg, P., Andersson, J., Weibull, H. &amp; Hylander, N. 2022. </w:t>
-      </w:r>
-      <w:r>
-        <w:rPr>
-          <w:i/>
-        </w:rPr>
-        <w:t xml:space="preserve">Interactive effects of drought and edge exposure on old-growth forest understory species. </w:t>
-      </w:r>
-      <w:r>
-        <w:t>Landscape Ecology, 37, sid 1839–1853.</w:t>
-      </w:r>
-    </w:p>
-    <w:p>
-      <w:r>
-        <w:t xml:space="preserve">Rudolphi, J., Jönsson, M. T., &amp; Gustafsson, L., 2014. </w:t>
-      </w:r>
-      <w:r>
-        <w:rPr>
-          <w:i/>
-        </w:rPr>
-        <w:t xml:space="preserve">Biological legacies buffer local species extinction after logging. </w:t>
-      </w:r>
-      <w:r>
-        <w:t>Journal of Applied Ecology. 51, 53–62.</w:t>
-      </w:r>
-    </w:p>
-    <w:p>
-      <w:r>
-        <w:t xml:space="preserve">Sebestyén, L. och Sundberg, S. 2025.  </w:t>
-      </w:r>
-      <w:r>
-        <w:rPr>
-          <w:i/>
-        </w:rPr>
-        <w:t>Påverkan på knärotslokaler från hyggen i närheten.</w:t>
-      </w:r>
-      <w:r>
-        <w:t xml:space="preserve"> DAPHNE 36:1 2025. Botaniska Sällskapet i Stockholm.</w:t>
-      </w:r>
-    </w:p>
-    <w:p>
-      <w:r>
-        <w:t xml:space="preserve">Skogsstyrelsen, 2022. </w:t>
-      </w:r>
-      <w:r>
-        <w:rPr>
-          <w:i/>
-        </w:rPr>
-        <w:t xml:space="preserve">Vägledning för hänsyn till knärot. </w:t>
-      </w:r>
-      <w:r>
-        <w:t>https://www.skogsstyrelsen.se/lag-och-tillsyn/artskydd/vagledningar-och-kunskapsstod-artskydd/vagledning-for-hansyn-till-knarot/.</w:t>
-      </w:r>
-    </w:p>
-    <w:p>
-      <w:r>
-        <w:t xml:space="preserve">SLU Artdatabanken, 2024. </w:t>
+        <w:t xml:space="preserve">SLU Artdatabanken, 2026. </w:t>
       </w:r>
       <w:r>
         <w:rPr>
@@ -2163,53 +1347,49 @@
         <w:pStyle w:val="Heading1"/>
       </w:pPr>
       <w:r>
-        <w:t>Ulltickeporing – ekologi samt krav på livsmiljön</w:t>
+        <w:t>Lavskrika – ekologi samt krav på livsmiljön</w:t>
       </w:r>
     </w:p>
     <w:p>
       <w:r>
-        <w:t xml:space="preserve">Ulltickeporing </w:t>
+        <w:t>Lavskrika är rödlistad som nära hotad (NT), fridlyst enligt 4 § artskyddsförordningen (2007:845) och ingår i förteckningen över prioriterade arter i Skogsstyrelsens föreskrifter och allmänna råd (SKSFS 2011:7) bilaga 4. Lavskrikan är en mycket stationär fågel, som häckar i äldre, slutna och hänglavsrika barrskogar. Nyckelfaktorer är flerskiktad skog med rik undervegetation samt riklig förekomst av hänglavar (SLU Artdatabanken, 2026).</w:t>
+      </w:r>
+    </w:p>
+    <w:p>
+      <w:r>
+        <w:t xml:space="preserve">I Skogsstyrelsens vägledning för hänsyn till fåglar står bland annat att: </w:t>
       </w:r>
       <w:r>
         <w:rPr>
           <w:i/>
         </w:rPr>
-        <w:t>Skeletocutis brevispora</w:t>
-      </w:r>
-      <w:r>
-        <w:t xml:space="preserve"> (VU), rödlistad som sårbar, växer på ullticka (NT) i naturskogsartade granskogar. Avverkning av naturskogslika miljöer och av grova granar där ulltickeporing förekommer är ett direkt hot mot artens fortlevnad Alla skogliga åtgärder som innebär att lågor och döda eller skadade träd tas bort missgynnar arten. På sikt är minskad tillgång till lämpligt substrat och krympande areal av naturskog ett hot, framförallt råder brist på grov ved som lågor i sena nedbrytningsstadier. Ytterligare fragmentering av skogslandskapet minskar artens möjligheter till spridning. Gamla granskogar som hyser arten undantas helt från skogsbruk (SLU Artdatabanken, 2026).</w:t>
-      </w:r>
-    </w:p>
-    <w:p>
-      <w:r>
-        <w:t xml:space="preserve">Ulltickeporingen har nyligen delats upp i de tre olika arterna ulltickeporing </w:t>
+        <w:t>“Reviren är livslånga med hemområden som varierar mellan 50 och 150 ha. Hemområdena har inga fasta gränser utan det handlar mera om de yttre gränserna för familjegruppernas rörelser. Lavskrikan undviker att förflytta sig över stora öppna områden och hemområdesstorleken är därför större i områden fragmenterade av hyggen och yngre skog än i områden med i sammanhängande äldre skog. Det finns studier som antyder att det inom ett revir bör finnas maximalt 15 % öppna ytor och ungskog. Inom ett revir av hög kvalitet finns det som regel ett eller flera kärnområden (1–20 ha) med relativt tät flerskiktad granskog.”</w:t>
+      </w:r>
+      <w:r>
+        <w:t xml:space="preserve"> Vidare att: </w:t>
       </w:r>
       <w:r>
         <w:rPr>
           <w:i/>
         </w:rPr>
-        <w:t xml:space="preserve">Skeletocutis brevispora </w:t>
-      </w:r>
-      <w:r>
-        <w:t>(VU)</w:t>
+        <w:t>“Arten missgynnas när flerskiktad skog omförs till enskiktade bestånd. Även skogsskötsel med återkommande röjning och hård gallring är starkt negativt. Lavskrikan har relativt stora hemområden och försvinner när den äldre skogen fragmenteras, särskilt allvarligt är när kärnområdena avverkas.”</w:t>
+      </w:r>
+      <w:r>
+        <w:t xml:space="preserve"> (Skogsstyrelsen 2016).</w:t>
+      </w:r>
+    </w:p>
+    <w:p>
+      <w:r>
+        <w:t xml:space="preserve">Populationen har minskat med 20 (10–30) % under de senaste 15 åren och minskningstakten bedöms vara nära gränsvärdet för sårbar (VU). Arten försvinner successivt framför allt vid dess utbredningsgränser och populationen har minskat kontinuerligt under 2000-talet. Lavskrika är typisk art för </w:t>
       </w:r>
       <w:r>
         <w:rPr>
           <w:i/>
         </w:rPr>
-        <w:t>, Skeletocutis delicata</w:t>
-      </w:r>
-      <w:r>
-        <w:t xml:space="preserve"> (VU)</w:t>
-      </w:r>
-      <w:r>
-        <w:rPr>
-          <w:i/>
-        </w:rPr>
-        <w:t xml:space="preserve"> och Skeletocutis exilis</w:t>
-      </w:r>
-      <w:r>
-        <w:t xml:space="preserve"> (NT) (SLU Artdatabanken, 2026; Miettinen &amp; Niemelä, 2018).</w:t>
+        <w:t>9010 Taiga</w:t>
+      </w:r>
+      <w:r>
+        <w:t xml:space="preserve"> (SLU Artdatabanken, 2026).</w:t>
       </w:r>
     </w:p>
     <w:p>
@@ -2217,21 +1397,21 @@
         <w:pStyle w:val="Heading2"/>
       </w:pPr>
       <w:r>
-        <w:t>Referenser – ulltickeporing</w:t>
+        <w:t>Referenser – lavskrika</w:t>
       </w:r>
     </w:p>
     <w:p>
       <w:r>
-        <w:t xml:space="preserve">Miettinen, O. &amp; Niemelä, T., 2018. </w:t>
+        <w:t xml:space="preserve">Skogsstyrelsen, 2016. </w:t>
       </w:r>
       <w:r>
         <w:rPr>
           <w:i/>
         </w:rPr>
-        <w:t>Two new temperate polypore species of Skeletocutis (Polyporales, Basidiomycota)</w:t>
-      </w:r>
-      <w:r>
-        <w:t>. Ann. Bot. Fennici 55: 195–206.</w:t>
+        <w:t xml:space="preserve">Vägledning för hänsyn till fåglar – lavskrika. </w:t>
+      </w:r>
+      <w:r>
+        <w:t>https://www.skogsstyrelsen.se/globalassets/lag-och-tillsyn/artskydd/vagledningar-for-hansyn-till-faglar/lavskrika-vagledning-hansyn.pdf</w:t>
       </w:r>
     </w:p>
     <w:p>
@@ -2245,7 +1425,7 @@
         <w:t xml:space="preserve">Artfaktablad. Naturvård – artfakta. </w:t>
       </w:r>
       <w:r>
-        <w:t>SLU Artdatabanken, Uppsala.</w:t>
+        <w:t>SLU Artdatabanken, Uppsala</w:t>
       </w:r>
     </w:p>
     <w:p>
@@ -2253,46 +1433,59 @@
         <w:pStyle w:val="Heading1"/>
       </w:pPr>
       <w:r>
-        <w:t>Lavskrika – ekologi samt krav på livsmiljön</w:t>
+        <w:t>Lunglav – ekologi samt krav på livsmiljön</w:t>
       </w:r>
     </w:p>
     <w:p>
       <w:r>
-        <w:t>Lavskrika är rödlistad som nära hotad (NT), fridlyst enligt 4 § artskyddsförordningen (2007:845) och ingår i förteckningen över prioriterade arter i Skogsstyrelsens föreskrifter och allmänna råd (SKSFS 2011:7) bilaga 4. Lavskrikan är en mycket stationär fågel, som häckar i äldre, slutna och hänglavsrika barrskogar. Nyckelfaktorer är flerskiktad skog med rik undervegetation samt riklig förekomst av hänglavar (SLU Artdatabanken, 2026).</w:t>
-      </w:r>
-    </w:p>
-    <w:p>
-      <w:r>
-        <w:t xml:space="preserve">I Skogsstyrelsens vägledning för hänsyn till fåglar står bland annat att: </w:t>
+        <w:t xml:space="preserve">Lunglav (NT) är en av vårt lands främsta signalarter som överallt indikerar gamla lövträd, skogsbestånd med höga naturvärden och ekosystem med lång skoglig kontinuitet. Lokalt kan förekomsten vara mycket riklig men den hittas nästan enbart i gamla och ej slutavverkade skogar. Artens samtliga förekomster bör uppmärksammas från naturvårdssynpunkt, då många lokaler även hyser andra ovanliga och rödlistade arter, däribland de sällsynta lavparasiterna lunglavshårprick (CR), </w:t>
       </w:r>
       <w:r>
         <w:rPr>
           <w:i/>
         </w:rPr>
-        <w:t>“Reviren är livslånga med hemområden som varierar mellan 50 och 150 ha. Hemområdena har inga fasta gränser utan det handlar mera om de yttre gränserna för familjegruppernas rörelser. Lavskrikan undviker att förflytta sig över stora öppna områden och hemområdesstorleken är därför större i områden fragmenterade av hyggen och yngre skog än i områden med i sammanhängande äldre skog. Det finns studier som antyder att det inom ett revir bör finnas maximalt 15 % öppna ytor och ungskog. Inom ett revir av hög kvalitet finns det som regel ett eller flera kärnområden (1–20 ha) med relativt tät flerskiktad granskog.”</w:t>
-      </w:r>
-      <w:r>
-        <w:t xml:space="preserve"> Vidare att: </w:t>
+        <w:t>Abrothallus diederichii</w:t>
+      </w:r>
+      <w:r>
+        <w:t xml:space="preserve"> (VU), </w:t>
       </w:r>
       <w:r>
         <w:rPr>
           <w:i/>
         </w:rPr>
-        <w:t>“Arten missgynnas när flerskiktad skog omförs till enskiktade bestånd. Även skogsskötsel med återkommande röjning och hård gallring är starkt negativt. Lavskrikan har relativt stora hemområden och försvinner när den äldre skogen fragmenteras, särskilt allvarligt är när kärnområdena avverkas.”</w:t>
-      </w:r>
-      <w:r>
-        <w:t xml:space="preserve"> (Skogsstyrelsen 2016).</w:t>
-      </w:r>
-    </w:p>
-    <w:p>
-      <w:r>
-        <w:t xml:space="preserve">Populationen har minskat med 20 (10–30) % under de senaste 15 åren och minskningstakten bedöms vara nära gränsvärdet för sårbar (VU). Arten försvinner successivt framför allt vid dess utbredningsgränser och populationen har minskat kontinuerligt under 2000-talet. Lavskrika är typisk art för </w:t>
+        <w:t>Abrothallus lobariae</w:t>
+      </w:r>
+      <w:r>
+        <w:t xml:space="preserve"> (VU), </w:t>
       </w:r>
       <w:r>
         <w:rPr>
           <w:i/>
         </w:rPr>
-        <w:t>9010 Taiga</w:t>
+        <w:t>Calycina lobariae</w:t>
+      </w:r>
+      <w:r>
+        <w:t xml:space="preserve"> (VU), lunglavsknapp (VU) och skrovelmössing (VU), som växer på lunglav. Rikliga förekomster med lunglav bör skyddas med biotopskydd, frivilliga avsättningar eller reservat (SLU Artdatabanken, 2026; Nitare &amp; Skogsstyrelsen, 2019).</w:t>
+      </w:r>
+    </w:p>
+    <w:p>
+      <w:r>
+        <w:t xml:space="preserve">Lunglav är typisk art för </w:t>
+      </w:r>
+      <w:r>
+        <w:rPr>
+          <w:i/>
+        </w:rPr>
+        <w:t>9010 Taiga, 9020 Nordlig ädellövskog, 9110 Näringsfattig bokskog, 9130 Näringsrik bokskog, 9160 Näringsrik ekskog, 9180 Ädellövskog i branter, 9190 Näringsfattig ekskog, 9070 Trädklädd betesmark, 9040 Fjällbjörkskog</w:t>
+      </w:r>
+      <w:r>
+        <w:t xml:space="preserve"> och</w:t>
+      </w:r>
+      <w:r>
+        <w:rPr>
+          <w:i/>
+        </w:rPr>
+        <w:t xml:space="preserve"> 6530 Lövängar</w:t>
       </w:r>
       <w:r>
         <w:t xml:space="preserve"> (SLU Artdatabanken, 2026).</w:t>
@@ -2303,21 +1496,21 @@
         <w:pStyle w:val="Heading2"/>
       </w:pPr>
       <w:r>
-        <w:t>Referenser – lavskrika</w:t>
+        <w:t>Referenser – lunglav</w:t>
       </w:r>
     </w:p>
     <w:p>
       <w:r>
-        <w:t xml:space="preserve">Skogsstyrelsen, 2016. </w:t>
+        <w:t xml:space="preserve">Nitare, J. och Skogsstyrelsen, 2019. </w:t>
       </w:r>
       <w:r>
         <w:rPr>
           <w:i/>
         </w:rPr>
-        <w:t xml:space="preserve">Vägledning för hänsyn till fåglar – lavskrika. </w:t>
-      </w:r>
-      <w:r>
-        <w:t>https://www.skogsstyrelsen.se/globalassets/lag-och-tillsyn/artskydd/vagledningar-for-hansyn-till-faglar/lavskrika-vagledning-hansyn.pdf</w:t>
+        <w:t xml:space="preserve">Skyddsvärd skog – Naturvårdsarter och andra kriterier för naturvärdesbedömning. </w:t>
+      </w:r>
+      <w:r>
+        <w:t>Skogsstyrelsen.</w:t>
       </w:r>
     </w:p>
     <w:p>
@@ -2331,7 +1524,7 @@
         <w:t xml:space="preserve">Artfaktablad. Naturvård – artfakta. </w:t>
       </w:r>
       <w:r>
-        <w:t>SLU Artdatabanken, Uppsala</w:t>
+        <w:t>SLU Artdatabanken, Uppsala.</w:t>
       </w:r>
     </w:p>
     <w:p>
@@ -2339,62 +1532,69 @@
         <w:pStyle w:val="Heading1"/>
       </w:pPr>
       <w:r>
-        <w:t>Lunglav – ekologi samt krav på livsmiljön</w:t>
+        <w:t>Tretåig hackspett – ekologi samt krav på livsmiljön</w:t>
       </w:r>
     </w:p>
     <w:p>
       <w:r>
-        <w:t xml:space="preserve">Lunglav (NT) är en av vårt lands främsta signalarter som överallt indikerar gamla lövträd, skogsbestånd med höga naturvärden och ekosystem med lång skoglig kontinuitet. Lokalt kan förekomsten vara mycket riklig men den hittas nästan enbart i gamla och ej slutavverkade skogar. Artens samtliga förekomster bör uppmärksammas från naturvårdssynpunkt, då många lokaler även hyser andra ovanliga och rödlistade arter, däribland de sällsynta lavparasiterna lunglavshårprick (CR), </w:t>
+        <w:t xml:space="preserve">Tretåig hackspett (NT) är fridlyst enligt §4 Artskyddsförordningen och finns med som prioriterad art i Skogsstyrelsen vägledning för skogsbruket (bilaga 4 till SVL). I vägledningen står bland annat att: </w:t>
       </w:r>
       <w:r>
         <w:rPr>
           <w:i/>
         </w:rPr>
-        <w:t>Abrothallus diederichii</w:t>
-      </w:r>
-      <w:r>
-        <w:t xml:space="preserve"> (VU), </w:t>
+        <w:t xml:space="preserve">“Tretåig hackspett har stora arealkrav och höga krav på sin livsmiljö. Omdaningen av naturskogar till kulturskogar medför en förlust av viktiga miljöer, något som förstärks av ökad fragmentering till följd av avverkningar.” </w:t>
+      </w:r>
+      <w:r>
+        <w:t xml:space="preserve">Vidare att: </w:t>
       </w:r>
       <w:r>
         <w:rPr>
           <w:i/>
         </w:rPr>
-        <w:t>Abrothallus lobariae</w:t>
-      </w:r>
-      <w:r>
-        <w:t xml:space="preserve"> (VU), </w:t>
+        <w:t>“Områden med dokumenterad permanent förekomst i naturskogsmiljöer har vanligen så stora naturvärden att skogsbruk är olämpligt”</w:t>
+      </w:r>
+      <w:r>
+        <w:t xml:space="preserve"> (SLU Artdatabanken, 2024; Skogsstyrelsen, 2016)</w:t>
       </w:r>
       <w:r>
         <w:rPr>
           <w:i/>
         </w:rPr>
-        <w:t>Calycina lobariae</w:t>
-      </w:r>
-      <w:r>
-        <w:t xml:space="preserve"> (VU), lunglavsknapp (VU) och skrovelmössing (VU), som växer på lunglav. Rikliga förekomster med lunglav bör skyddas med biotopskydd, frivilliga avsättningar eller reservat (SLU Artdatabanken, 2026; Nitare &amp; Skogsstyrelsen, 2019).</w:t>
+        <w:t>.</w:t>
       </w:r>
     </w:p>
     <w:p>
       <w:r>
-        <w:t xml:space="preserve">Lunglav är typisk art för </w:t>
+        <w:t>Tretåig hackspett är beroende av större sammanhängande naturskogar med kontinuerlig tillgång och nybildning av död ved och fragmentering av livsmiljöerna utgör ett stort hot mot arten (se exempelvis Stachura-Skierczynska et al., 2009; Wesolowski et al., 2005; Butler et al., 2004; Pakkala et al., 2002; Amcoff et al., 1996; Virkkala, 1991). Det finns studier som visar att naturskogens självgallringsprocess som den tretåiga hackspetten är beroende av, inte kan ersättas med efterlämnad hänsyn i skogsbruket (Imbeau &amp; Desrochers, 2002).</w:t>
+      </w:r>
+    </w:p>
+    <w:p>
+      <w:r>
+        <w:t>Permanenta revir av tretåig hackspett karaktäriseras ofta av artens typiska ringformigt ordnade hackmärken på framför allt gamla granar. För att säkerställa att inte revir av tretåig hackspett drabbas av avverkningsplanerna bör en inventering göras i området både under häckningstid och under vintern, då arten utnyttjar betydligt större områden än under sommarens häckningsrevir. Storleken på häckningsreviret varierar med skogstypen, förekomsten av död ved och graden av fragmentering, men är i allmänhet i storleksordningen 25–100 hektar (SLU Artdatabanken, 2024; Skogsstyrelsen, 2016).</w:t>
+      </w:r>
+    </w:p>
+    <w:p>
+      <w:r>
+        <w:t xml:space="preserve">Förutom fridlysning enligt §4 Artskyddsförordningen är tretåig hackspett även förtecknad i EU:s fågeldirektiv bilaga 1. Den är typisk art för </w:t>
       </w:r>
       <w:r>
         <w:rPr>
           <w:i/>
         </w:rPr>
-        <w:t>9010 Taiga, 9020 Nordlig ädellövskog, 9110 Näringsfattig bokskog, 9130 Näringsrik bokskog, 9160 Näringsrik ekskog, 9180 Ädellövskog i branter, 9190 Näringsfattig ekskog, 9070 Trädklädd betesmark, 9040 Fjällbjörkskog</w:t>
-      </w:r>
-      <w:r>
-        <w:t xml:space="preserve"> och</w:t>
+        <w:t xml:space="preserve">9010 Taiga, 9740 Skogsbevuxen myr, 9030 Landhöjningsskog </w:t>
+      </w:r>
+      <w:r>
+        <w:t xml:space="preserve">och </w:t>
       </w:r>
       <w:r>
         <w:rPr>
           <w:i/>
         </w:rPr>
-        <w:t xml:space="preserve"> 6530 Lövängar</w:t>
-      </w:r>
-      <w:r>
-        <w:t xml:space="preserve"> (SLU Artdatabanken, 2026).</w:t>
+        <w:t>9040 Fjällbjörkskog</w:t>
+      </w:r>
+      <w:r>
+        <w:t xml:space="preserve"> samt ingår i Natura 2000 och är förtecknad i Bernkonventionen bilaga II (strikt skyddade djurarter) (SLU Artdatabanken, 2024; Skogsstyrelsen, 2016).</w:t>
       </w:r>
     </w:p>
     <w:p>
@@ -2402,26 +1602,79 @@
         <w:pStyle w:val="Heading2"/>
       </w:pPr>
       <w:r>
-        <w:t>Referenser – lunglav</w:t>
+        <w:t>Referenser – tretåig hackspett</w:t>
       </w:r>
     </w:p>
     <w:p>
       <w:r>
-        <w:t xml:space="preserve">Nitare, J. och Skogsstyrelsen, 2019. </w:t>
+        <w:t xml:space="preserve">Amcoff, M. &amp; Eriksson, P. 1996. </w:t>
       </w:r>
       <w:r>
         <w:rPr>
           <w:i/>
         </w:rPr>
-        <w:t xml:space="preserve">Skyddsvärd skog – Naturvårdsarter och andra kriterier för naturvärdesbedömning. </w:t>
-      </w:r>
-      <w:r>
-        <w:t>Skogsstyrelsen.</w:t>
+        <w:t xml:space="preserve">Förekomst av tretåig hackspett Picoides tridactylus på bestånds- och landskapsnivå. </w:t>
+      </w:r>
+      <w:r>
+        <w:t>Ornis Svecica 6: 107–119.</w:t>
       </w:r>
     </w:p>
     <w:p>
       <w:r>
-        <w:t xml:space="preserve">SLU Artdatabanken, 2026. </w:t>
+        <w:t xml:space="preserve">Butler, R., Angelstam, P., Ekelund, P. &amp; Schlaeffer, R. 2004. </w:t>
+      </w:r>
+      <w:r>
+        <w:rPr>
+          <w:i/>
+        </w:rPr>
+        <w:t xml:space="preserve">Dead wood threshold values for the three-toed woodpecker presence in boreal and sub-Alpine forest. </w:t>
+      </w:r>
+      <w:r>
+        <w:t>Biological conservation 119(3): 305–318.</w:t>
+      </w:r>
+    </w:p>
+    <w:p>
+      <w:r>
+        <w:t xml:space="preserve">Imbeau, L. &amp; Desrochers, A. 2002. </w:t>
+      </w:r>
+      <w:r>
+        <w:rPr>
+          <w:i/>
+        </w:rPr>
+        <w:t xml:space="preserve">Foraging Ecology and Use of Drumming Trees by Three-Toed Woodpeckers. </w:t>
+      </w:r>
+      <w:r>
+        <w:t>The Journal of Wildlife Management. Vol. 66, No. 1 (Jan., 2002), pp. 222–231.</w:t>
+      </w:r>
+    </w:p>
+    <w:p>
+      <w:r>
+        <w:t xml:space="preserve">Pakkala, T., Hanski, I. &amp; Tomppo, E. 2002. </w:t>
+      </w:r>
+      <w:r>
+        <w:rPr>
+          <w:i/>
+        </w:rPr>
+        <w:t xml:space="preserve">Spatial ecology of the three-toed woodpecker in managed forest landscapes. </w:t>
+      </w:r>
+      <w:r>
+        <w:t>Silva Fennica 36(1): 279–288.</w:t>
+      </w:r>
+    </w:p>
+    <w:p>
+      <w:r>
+        <w:t xml:space="preserve">Skogsstyrelsen, 2016. </w:t>
+      </w:r>
+      <w:r>
+        <w:rPr>
+          <w:i/>
+        </w:rPr>
+        <w:t>Vägledning för hänsyn till fåglar – Tretåig hackspett.</w:t>
+      </w:r>
+    </w:p>
+    <w:p>
+      <w:r>
+        <w:t xml:space="preserve">SLU Artdatabanken, 2024. </w:t>
       </w:r>
       <w:r>
         <w:rPr>
@@ -2434,285 +1687,6 @@
       </w:r>
     </w:p>
     <w:p>
-      <w:pPr>
-        <w:pStyle w:val="Heading1"/>
-      </w:pPr>
-      <w:r>
-        <w:t>Talltita – ekologi samt krav på livsmiljön</w:t>
-      </w:r>
-    </w:p>
-    <w:p>
-      <w:r>
-        <w:t>Talltita är rödlistad som NT, fridlyst och prioriterad art i Skogsvårdslagen. Den omfattas av EU:s fågeldirektiv. Arten har minskat kraftigt de senaste 30 åren och minskningstakten innevarande 10-årsperiod beräknas till 20 (10–30) % (SLU Artdatabanken, 2022).</w:t>
-      </w:r>
-    </w:p>
-    <w:p>
-      <w:r>
-        <w:t>Talltita föredrar större sammanhängande barrskogar, och finns såväl i tallskog som granskog och i lövblandad barrskog. Skogens struktur är viktig och ska helst vara flerskiktad med riklig underväxt av mindre granar, björk och andra lövträd och buskar. Tillgång på murknande högstubbar är särskilt viktig, eftersom talltitan helst själv hackar ut sitt bohål (SLU Artdatabanken, 2022).</w:t>
-      </w:r>
-    </w:p>
-    <w:p>
-      <w:r>
-        <w:t>Det finns flera studier som visar att talltita är känslig för gallring och inte överlever när dess livsmiljö kalavverkas (Eggers and Low, 2014; Griesser et al., 2007; Klein, 2020). Talltitans revir är förhållandevis stora, 10–20 hektar och arten missgynnas när skogen fragmenteras. Kalavverkning av större delar av reviret innebär att det överges (Artdatabanken, 2021).</w:t>
-      </w:r>
-    </w:p>
-    <w:p>
-      <w:r>
-        <w:t>Talltitan är synnerligen trogen sitt revir så länge paret lever och biotopen förblir intakt. Paret stannar i sitt revir året om. En förlust av ett revir har därför en stor inverkan på den lokala populationen och trakthyggesbruket anses vara orsak till den svenska populationens kraftiga minskning. Talltiteparets revirtrohet innebär att närhelst under året man observerar en adult talltita så ingår denna plats i reviret (Siffczyk et al., 2003; Ekman, 1979).</w:t>
-      </w:r>
-    </w:p>
-    <w:p>
-      <w:pPr>
-        <w:pStyle w:val="Heading2"/>
-      </w:pPr>
-      <w:r>
-        <w:t>Referenser – talltita</w:t>
-      </w:r>
-    </w:p>
-    <w:p>
-      <w:r>
-        <w:t xml:space="preserve">Eggers, S., Low, M., 2014. </w:t>
-      </w:r>
-      <w:r>
-        <w:rPr>
-          <w:i/>
-        </w:rPr>
-        <w:t xml:space="preserve">Differential demographic responses of sympatric Parids to vegetation management in boreal forest. </w:t>
-      </w:r>
-      <w:r>
-        <w:t>For. Ecol. Manage. 319, 169–175.</w:t>
-      </w:r>
-    </w:p>
-    <w:p>
-      <w:r>
-        <w:t xml:space="preserve">Ekman, J., 1979. </w:t>
-      </w:r>
-      <w:r>
-        <w:rPr>
-          <w:i/>
-        </w:rPr>
-        <w:t xml:space="preserve">Coherence, composition and territories of winter social groups of the Willow Tit Parus montanus and the Crested Tit P. cristatus. </w:t>
-      </w:r>
-      <w:r>
-        <w:t>Ornis Scandinavica, 10, pp 56–68</w:t>
-      </w:r>
-    </w:p>
-    <w:p>
-      <w:r>
-        <w:t xml:space="preserve">Griesser, M., Nystrand, M., Eggers, S., Ekman, J., 2007. </w:t>
-      </w:r>
-      <w:r>
-        <w:rPr>
-          <w:i/>
-        </w:rPr>
-        <w:t xml:space="preserve">Impact of forestry practices on fitness correlates and population productivity in an open-nesting bird species. </w:t>
-      </w:r>
-      <w:r>
-        <w:t>Conserv. Biol. 21, 767–774. https://doi.org/10.1111/j.1523- 1739.2007.00675.x</w:t>
-      </w:r>
-    </w:p>
-    <w:p>
-      <w:r>
-        <w:t xml:space="preserve">Klein, J., 2020. </w:t>
-      </w:r>
-      <w:r>
-        <w:rPr>
-          <w:i/>
-        </w:rPr>
-        <w:t xml:space="preserve">The forgotten forest – On thinning, retention, and biodiversity in the boreal forest. </w:t>
-      </w:r>
-      <w:r>
-        <w:t>Doctoral Thesis No. 2020:50</w:t>
-      </w:r>
-    </w:p>
-    <w:p>
-      <w:r>
-        <w:t xml:space="preserve">Siffczyk, C., Brotons, L., Kangas, K., Orell, M., 2003. </w:t>
-      </w:r>
-      <w:r>
-        <w:rPr>
-          <w:i/>
-        </w:rPr>
-        <w:t xml:space="preserve">Home range size of willow tits. </w:t>
-      </w:r>
-      <w:r>
-        <w:t>Oecologica, 136, 635–642 (2003)</w:t>
-      </w:r>
-    </w:p>
-    <w:p>
-      <w:r>
-        <w:t xml:space="preserve">SLU Artdatabanken, 2021. </w:t>
-      </w:r>
-      <w:r>
-        <w:rPr>
-          <w:i/>
-        </w:rPr>
-        <w:t xml:space="preserve">Artfaktablad. Naturvård – artfakta. </w:t>
-      </w:r>
-      <w:r>
-        <w:t>SLU Artdatabanken, Uppsala</w:t>
-      </w:r>
-    </w:p>
-    <w:p>
-      <w:pPr>
-        <w:pStyle w:val="Heading1"/>
-      </w:pPr>
-      <w:r>
-        <w:t>Tretåig hackspett – ekologi samt krav på livsmiljön</w:t>
-      </w:r>
-    </w:p>
-    <w:p>
-      <w:r>
-        <w:t xml:space="preserve">Tretåig hackspett (NT) är fridlyst enligt §4 Artskyddsförordningen och finns med som prioriterad art i Skogsstyrelsen vägledning för skogsbruket (bilaga 4 till SVL). I vägledningen står bland annat att: </w:t>
-      </w:r>
-      <w:r>
-        <w:rPr>
-          <w:i/>
-        </w:rPr>
-        <w:t xml:space="preserve">“Tretåig hackspett har stora arealkrav och höga krav på sin livsmiljö. Omdaningen av naturskogar till kulturskogar medför en förlust av viktiga miljöer, något som förstärks av ökad fragmentering till följd av avverkningar.” </w:t>
-      </w:r>
-      <w:r>
-        <w:t xml:space="preserve">Vidare att: </w:t>
-      </w:r>
-      <w:r>
-        <w:rPr>
-          <w:i/>
-        </w:rPr>
-        <w:t>“Områden med dokumenterad permanent förekomst i naturskogsmiljöer har vanligen så stora naturvärden att skogsbruk är olämpligt”</w:t>
-      </w:r>
-      <w:r>
-        <w:t xml:space="preserve"> (SLU Artdatabanken, 2024; Skogsstyrelsen, 2016)</w:t>
-      </w:r>
-      <w:r>
-        <w:rPr>
-          <w:i/>
-        </w:rPr>
-        <w:t>.</w:t>
-      </w:r>
-    </w:p>
-    <w:p>
-      <w:r>
-        <w:t>Tretåig hackspett är beroende av större sammanhängande naturskogar med kontinuerlig tillgång och nybildning av död ved och fragmentering av livsmiljöerna utgör ett stort hot mot arten (se exempelvis Stachura-Skierczynska et al., 2009; Wesolowski et al., 2005; Butler et al., 2004; Pakkala et al., 2002; Amcoff et al., 1996; Virkkala, 1991). Det finns studier som visar att naturskogens självgallringsprocess som den tretåiga hackspetten är beroende av, inte kan ersättas med efterlämnad hänsyn i skogsbruket (Imbeau &amp; Desrochers, 2002).</w:t>
-      </w:r>
-    </w:p>
-    <w:p>
-      <w:r>
-        <w:t>Permanenta revir av tretåig hackspett karaktäriseras ofta av artens typiska ringformigt ordnade hackmärken på framför allt gamla granar. För att säkerställa att inte revir av tretåig hackspett drabbas av avverkningsplanerna bör en inventering göras i området både under häckningstid och under vintern, då arten utnyttjar betydligt större områden än under sommarens häckningsrevir. Storleken på häckningsreviret varierar med skogstypen, förekomsten av död ved och graden av fragmentering, men är i allmänhet i storleksordningen 25–100 hektar (SLU Artdatabanken, 2024; Skogsstyrelsen, 2016).</w:t>
-      </w:r>
-    </w:p>
-    <w:p>
-      <w:r>
-        <w:t xml:space="preserve">Förutom fridlysning enligt §4 Artskyddsförordningen är tretåig hackspett även förtecknad i EU:s fågeldirektiv bilaga 1. Den är typisk art för </w:t>
-      </w:r>
-      <w:r>
-        <w:rPr>
-          <w:i/>
-        </w:rPr>
-        <w:t xml:space="preserve">9010 Taiga, 9740 Skogsbevuxen myr, 9030 Landhöjningsskog </w:t>
-      </w:r>
-      <w:r>
-        <w:t xml:space="preserve">och </w:t>
-      </w:r>
-      <w:r>
-        <w:rPr>
-          <w:i/>
-        </w:rPr>
-        <w:t>9040 Fjällbjörkskog</w:t>
-      </w:r>
-      <w:r>
-        <w:t xml:space="preserve"> samt ingår i Natura 2000 och är förtecknad i Bernkonventionen bilaga II (strikt skyddade djurarter) (SLU Artdatabanken, 2024; Skogsstyrelsen, 2016).</w:t>
-      </w:r>
-    </w:p>
-    <w:p>
-      <w:pPr>
-        <w:pStyle w:val="Heading2"/>
-      </w:pPr>
-      <w:r>
-        <w:t>Referenser – tretåig hackspett</w:t>
-      </w:r>
-    </w:p>
-    <w:p>
-      <w:r>
-        <w:t xml:space="preserve">Amcoff, M. &amp; Eriksson, P. 1996. </w:t>
-      </w:r>
-      <w:r>
-        <w:rPr>
-          <w:i/>
-        </w:rPr>
-        <w:t xml:space="preserve">Förekomst av tretåig hackspett Picoides tridactylus på bestånds- och landskapsnivå. </w:t>
-      </w:r>
-      <w:r>
-        <w:t>Ornis Svecica 6: 107–119.</w:t>
-      </w:r>
-    </w:p>
-    <w:p>
-      <w:r>
-        <w:t xml:space="preserve">Butler, R., Angelstam, P., Ekelund, P. &amp; Schlaeffer, R. 2004. </w:t>
-      </w:r>
-      <w:r>
-        <w:rPr>
-          <w:i/>
-        </w:rPr>
-        <w:t xml:space="preserve">Dead wood threshold values for the three-toed woodpecker presence in boreal and sub-Alpine forest. </w:t>
-      </w:r>
-      <w:r>
-        <w:t>Biological conservation 119(3): 305–318.</w:t>
-      </w:r>
-    </w:p>
-    <w:p>
-      <w:r>
-        <w:t xml:space="preserve">Imbeau, L. &amp; Desrochers, A. 2002. </w:t>
-      </w:r>
-      <w:r>
-        <w:rPr>
-          <w:i/>
-        </w:rPr>
-        <w:t xml:space="preserve">Foraging Ecology and Use of Drumming Trees by Three-Toed Woodpeckers. </w:t>
-      </w:r>
-      <w:r>
-        <w:t>The Journal of Wildlife Management. Vol. 66, No. 1 (Jan., 2002), pp. 222–231.</w:t>
-      </w:r>
-    </w:p>
-    <w:p>
-      <w:r>
-        <w:t xml:space="preserve">Pakkala, T., Hanski, I. &amp; Tomppo, E. 2002. </w:t>
-      </w:r>
-      <w:r>
-        <w:rPr>
-          <w:i/>
-        </w:rPr>
-        <w:t xml:space="preserve">Spatial ecology of the three-toed woodpecker in managed forest landscapes. </w:t>
-      </w:r>
-      <w:r>
-        <w:t>Silva Fennica 36(1): 279–288.</w:t>
-      </w:r>
-    </w:p>
-    <w:p>
-      <w:r>
-        <w:t xml:space="preserve">Skogsstyrelsen, 2016. </w:t>
-      </w:r>
-      <w:r>
-        <w:rPr>
-          <w:i/>
-        </w:rPr>
-        <w:t>Vägledning för hänsyn till fåglar – Tretåig hackspett.</w:t>
-      </w:r>
-    </w:p>
-    <w:p>
-      <w:r>
-        <w:t xml:space="preserve">SLU Artdatabanken, 2024. </w:t>
-      </w:r>
-      <w:r>
-        <w:rPr>
-          <w:i/>
-        </w:rPr>
-        <w:t xml:space="preserve">Artfaktablad. Naturvård – artfakta. </w:t>
-      </w:r>
-      <w:r>
-        <w:t>SLU Artdatabanken, Uppsala.</w:t>
-      </w:r>
-    </w:p>
-    <w:p>
       <w:r>
         <w:t xml:space="preserve">Stachura-Skierczynska, K., Tumiel, T. &amp; Skierczynski, M. 2009. </w:t>
       </w:r>
@@ -2752,64 +1726,6 @@
       </w:r>
       <w:r>
         <w:t>Acta Ornithologica 40(1): 53–60.</w:t>
-      </w:r>
-    </w:p>
-    <w:p>
-      <w:pPr>
-        <w:pStyle w:val="Heading1"/>
-      </w:pPr>
-      <w:r>
-        <w:t>Järpe – ekologi samt krav på livsmiljön</w:t>
-      </w:r>
-    </w:p>
-    <w:p>
-      <w:r>
-        <w:t>Järpe är fridlyst enligt 4§ artskyddsförordningen och upptagen i bilaga 1 och 2 EU:s fågeldirektiv. Den finns i sammanhängande grandominerad skog över hela Sverige men förekomsterna är betydligt glesare i Götaland än i övriga landet. Järpen har sina livsmiljöer i tät barrskog med inblandning av lövträd och en väl utvecklad flerskiktad struktur med bärris och yngre eller undertryckta, täta granar i ett lägre skikt, ofta utmed bäckar och åar inne i den skyddande granskogen (SLU Artdatabanken, 2026).</w:t>
-      </w:r>
-    </w:p>
-    <w:p>
-      <w:r>
-        <w:t xml:space="preserve">Arten behöver lämpliga skogsbestånd om sammanlagt minst 25 hektar. Den är mycket stationär inom sitt revir och när ett par etablerat sig stannar de så länge miljön är intakt. Den undviker öppen mark och förﬂyttar sig sällan över större öppna myrar eller åkermark, och är därför känslig för fragmentering. Järpen överlever inte om dess livsmiljö kalavverkas och är även känslig för röjning, gallring och avverkning där unga granar och lövträd inte sparas i tillräcklig omfattning.  Järpe är typisk art för </w:t>
-      </w:r>
-      <w:r>
-        <w:rPr>
-          <w:i/>
-        </w:rPr>
-        <w:t>9010 Taiga, 9740 Skogsbevuxen myr</w:t>
-      </w:r>
-      <w:r>
-        <w:t xml:space="preserve"> och </w:t>
-      </w:r>
-      <w:r>
-        <w:rPr>
-          <w:i/>
-        </w:rPr>
-        <w:t>9080 Lövsumpskog</w:t>
-      </w:r>
-      <w:r>
-        <w:t xml:space="preserve"> (SLU Artdatabanken, 2026).</w:t>
-      </w:r>
-    </w:p>
-    <w:p>
-      <w:pPr>
-        <w:pStyle w:val="Heading2"/>
-      </w:pPr>
-      <w:r>
-        <w:t>Referenser – järpe</w:t>
-      </w:r>
-    </w:p>
-    <w:p>
-      <w:r>
-        <w:t xml:space="preserve">SLU Artdatabanken, 2026. </w:t>
-      </w:r>
-      <w:r>
-        <w:rPr>
-          <w:i/>
-        </w:rPr>
-        <w:t xml:space="preserve">Artfaktablad. Naturvård – artfakta. </w:t>
-      </w:r>
-      <w:r>
-        <w:t>SLU Artdatabanken, Uppsala</w:t>
       </w:r>
     </w:p>
     <w:p>
@@ -3081,7 +1997,7 @@
     <w:r>
       <w:tab/>
       <w:tab/>
-      <w:t>2026-09-25</w:t>
+      <w:t>2026-09-26</w:t>
       <w:br/>
       <w:br/>
     </w:r>

--- a/klagomål/A 37713-2025 FSC-klagomål.docx
+++ b/klagomål/A 37713-2025 FSC-klagomål.docx
@@ -1997,7 +1997,7 @@
     <w:r>
       <w:tab/>
       <w:tab/>
-      <w:t>2026-09-26</w:t>
+      <w:t>2026-09-27</w:t>
       <w:br/>
       <w:br/>
     </w:r>

--- a/klagomål/A 37713-2025 FSC-klagomål.docx
+++ b/klagomål/A 37713-2025 FSC-klagomål.docx
@@ -1997,7 +1997,7 @@
     <w:r>
       <w:tab/>
       <w:tab/>
-      <w:t>2026-09-27</w:t>
+      <w:t>2026-09-28</w:t>
       <w:br/>
       <w:br/>
     </w:r>

--- a/klagomål/A 37713-2025 FSC-klagomål.docx
+++ b/klagomål/A 37713-2025 FSC-klagomål.docx
@@ -1997,7 +1997,7 @@
     <w:r>
       <w:tab/>
       <w:tab/>
-      <w:t>2026-09-28</w:t>
+      <w:t>2026-09-29</w:t>
       <w:br/>
       <w:br/>
     </w:r>

--- a/klagomål/A 37713-2025 FSC-klagomål.docx
+++ b/klagomål/A 37713-2025 FSC-klagomål.docx
@@ -1997,7 +1997,7 @@
     <w:r>
       <w:tab/>
       <w:tab/>
-      <w:t>2026-09-29</w:t>
+      <w:t>2026-09-30</w:t>
       <w:br/>
       <w:br/>
     </w:r>

--- a/klagomål/A 37713-2025 FSC-klagomål.docx
+++ b/klagomål/A 37713-2025 FSC-klagomål.docx
@@ -1997,7 +1997,7 @@
     <w:r>
       <w:tab/>
       <w:tab/>
-      <w:t>2026-09-30</w:t>
+      <w:t>2026-10-01</w:t>
       <w:br/>
       <w:br/>
     </w:r>

--- a/klagomål/A 37713-2025 FSC-klagomål.docx
+++ b/klagomål/A 37713-2025 FSC-klagomål.docx
@@ -1997,7 +1997,7 @@
     <w:r>
       <w:tab/>
       <w:tab/>
-      <w:t>2026-10-01</w:t>
+      <w:t>2026-10-02</w:t>
       <w:br/>
       <w:br/>
     </w:r>

--- a/klagomål/A 37713-2025 FSC-klagomål.docx
+++ b/klagomål/A 37713-2025 FSC-klagomål.docx
@@ -1997,7 +1997,7 @@
     <w:r>
       <w:tab/>
       <w:tab/>
-      <w:t>2026-10-02</w:t>
+      <w:t>2026-10-03</w:t>
       <w:br/>
       <w:br/>
     </w:r>

--- a/klagomål/A 37713-2025 FSC-klagomål.docx
+++ b/klagomål/A 37713-2025 FSC-klagomål.docx
@@ -1997,7 +1997,7 @@
     <w:r>
       <w:tab/>
       <w:tab/>
-      <w:t>2026-10-03</w:t>
+      <w:t>2026-10-04</w:t>
       <w:br/>
       <w:br/>
     </w:r>

--- a/klagomål/A 37713-2025 FSC-klagomål.docx
+++ b/klagomål/A 37713-2025 FSC-klagomål.docx
@@ -1997,7 +1997,7 @@
     <w:r>
       <w:tab/>
       <w:tab/>
-      <w:t>2026-10-04</w:t>
+      <w:t>2026-10-05</w:t>
       <w:br/>
       <w:br/>
     </w:r>

--- a/klagomål/A 37713-2025 FSC-klagomål.docx
+++ b/klagomål/A 37713-2025 FSC-klagomål.docx
@@ -1997,7 +1997,7 @@
     <w:r>
       <w:tab/>
       <w:tab/>
-      <w:t>2026-10-05</w:t>
+      <w:t>2026-10-06</w:t>
       <w:br/>
       <w:br/>
     </w:r>

--- a/klagomål/A 37713-2025 FSC-klagomål.docx
+++ b/klagomål/A 37713-2025 FSC-klagomål.docx
@@ -1997,7 +1997,7 @@
     <w:r>
       <w:tab/>
       <w:tab/>
-      <w:t>2026-10-06</w:t>
+      <w:t>2026-10-07</w:t>
       <w:br/>
       <w:br/>
     </w:r>

--- a/klagomål/A 37713-2025 FSC-klagomål.docx
+++ b/klagomål/A 37713-2025 FSC-klagomål.docx
@@ -1997,7 +1997,7 @@
     <w:r>
       <w:tab/>
       <w:tab/>
-      <w:t>2026-10-07</w:t>
+      <w:t>2026-10-08</w:t>
       <w:br/>
       <w:br/>
     </w:r>

--- a/klagomål/A 37713-2025 FSC-klagomål.docx
+++ b/klagomål/A 37713-2025 FSC-klagomål.docx
@@ -1997,7 +1997,7 @@
     <w:r>
       <w:tab/>
       <w:tab/>
-      <w:t>2026-10-08</w:t>
+      <w:t>2026-10-09</w:t>
       <w:br/>
       <w:br/>
     </w:r>

--- a/klagomål/A 37713-2025 FSC-klagomål.docx
+++ b/klagomål/A 37713-2025 FSC-klagomål.docx
@@ -1997,7 +1997,7 @@
     <w:r>
       <w:tab/>
       <w:tab/>
-      <w:t>2026-10-09</w:t>
+      <w:t>2026-10-10</w:t>
       <w:br/>
       <w:br/>
     </w:r>

--- a/klagomål/A 37713-2025 FSC-klagomål.docx
+++ b/klagomål/A 37713-2025 FSC-klagomål.docx
@@ -1997,7 +1997,7 @@
     <w:r>
       <w:tab/>
       <w:tab/>
-      <w:t>2026-10-10</w:t>
+      <w:t>2026-10-11</w:t>
       <w:br/>
       <w:br/>
     </w:r>

--- a/klagomål/A 37713-2025 FSC-klagomål.docx
+++ b/klagomål/A 37713-2025 FSC-klagomål.docx
@@ -1997,7 +1997,7 @@
     <w:r>
       <w:tab/>
       <w:tab/>
-      <w:t>2026-10-11</w:t>
+      <w:t>2026-10-12</w:t>
       <w:br/>
       <w:br/>
     </w:r>

--- a/klagomål/A 37713-2025 FSC-klagomål.docx
+++ b/klagomål/A 37713-2025 FSC-klagomål.docx
@@ -1997,7 +1997,7 @@
     <w:r>
       <w:tab/>
       <w:tab/>
-      <w:t>2026-10-12</w:t>
+      <w:t>2026-10-13</w:t>
       <w:br/>
       <w:br/>
     </w:r>

--- a/klagomål/A 37713-2025 FSC-klagomål.docx
+++ b/klagomål/A 37713-2025 FSC-klagomål.docx
@@ -1997,7 +1997,7 @@
     <w:r>
       <w:tab/>
       <w:tab/>
-      <w:t>2026-10-13</w:t>
+      <w:t>2026-10-14</w:t>
       <w:br/>
       <w:br/>
     </w:r>

--- a/klagomål/A 37713-2025 FSC-klagomål.docx
+++ b/klagomål/A 37713-2025 FSC-klagomål.docx
@@ -1997,7 +1997,7 @@
     <w:r>
       <w:tab/>
       <w:tab/>
-      <w:t>2026-10-14</w:t>
+      <w:t>2026-10-15</w:t>
       <w:br/>
       <w:br/>
     </w:r>

--- a/klagomål/A 37713-2025 FSC-klagomål.docx
+++ b/klagomål/A 37713-2025 FSC-klagomål.docx
@@ -1997,7 +1997,7 @@
     <w:r>
       <w:tab/>
       <w:tab/>
-      <w:t>2026-10-15</w:t>
+      <w:t>2026-10-16</w:t>
       <w:br/>
       <w:br/>
     </w:r>

--- a/klagomål/A 37713-2025 FSC-klagomål.docx
+++ b/klagomål/A 37713-2025 FSC-klagomål.docx
@@ -1997,7 +1997,7 @@
     <w:r>
       <w:tab/>
       <w:tab/>
-      <w:t>2026-10-16</w:t>
+      <w:t>2026-10-17</w:t>
       <w:br/>
       <w:br/>
     </w:r>

--- a/klagomål/A 37713-2025 FSC-klagomål.docx
+++ b/klagomål/A 37713-2025 FSC-klagomål.docx
@@ -1997,7 +1997,7 @@
     <w:r>
       <w:tab/>
       <w:tab/>
-      <w:t>2026-10-17</w:t>
+      <w:t>2026-10-18</w:t>
       <w:br/>
       <w:br/>
     </w:r>

--- a/klagomål/A 37713-2025 FSC-klagomål.docx
+++ b/klagomål/A 37713-2025 FSC-klagomål.docx
@@ -1997,7 +1997,7 @@
     <w:r>
       <w:tab/>
       <w:tab/>
-      <w:t>2026-10-18</w:t>
+      <w:t>2026-10-19</w:t>
       <w:br/>
       <w:br/>
     </w:r>

--- a/klagomål/A 37713-2025 FSC-klagomål.docx
+++ b/klagomål/A 37713-2025 FSC-klagomål.docx
@@ -1997,7 +1997,7 @@
     <w:r>
       <w:tab/>
       <w:tab/>
-      <w:t>2026-10-19</w:t>
+      <w:t>2026-10-20</w:t>
       <w:br/>
       <w:br/>
     </w:r>

--- a/klagomål/A 37713-2025 FSC-klagomål.docx
+++ b/klagomål/A 37713-2025 FSC-klagomål.docx
@@ -1997,7 +1997,7 @@
     <w:r>
       <w:tab/>
       <w:tab/>
-      <w:t>2026-10-20</w:t>
+      <w:t>2026-10-21</w:t>
       <w:br/>
       <w:br/>
     </w:r>

--- a/klagomål/A 37713-2025 FSC-klagomål.docx
+++ b/klagomål/A 37713-2025 FSC-klagomål.docx
@@ -1997,7 +1997,7 @@
     <w:r>
       <w:tab/>
       <w:tab/>
-      <w:t>2026-10-21</w:t>
+      <w:t>2026-10-22</w:t>
       <w:br/>
       <w:br/>
     </w:r>

--- a/klagomål/A 37713-2025 FSC-klagomål.docx
+++ b/klagomål/A 37713-2025 FSC-klagomål.docx
@@ -1997,7 +1997,7 @@
     <w:r>
       <w:tab/>
       <w:tab/>
-      <w:t>2026-10-22</w:t>
+      <w:t>2026-10-23</w:t>
       <w:br/>
       <w:br/>
     </w:r>

--- a/klagomål/A 37713-2025 FSC-klagomål.docx
+++ b/klagomål/A 37713-2025 FSC-klagomål.docx
@@ -1997,7 +1997,7 @@
     <w:r>
       <w:tab/>
       <w:tab/>
-      <w:t>2026-10-23</w:t>
+      <w:t>2026-10-24</w:t>
       <w:br/>
       <w:br/>
     </w:r>

--- a/klagomål/A 37713-2025 FSC-klagomål.docx
+++ b/klagomål/A 37713-2025 FSC-klagomål.docx
@@ -1997,7 +1997,7 @@
     <w:r>
       <w:tab/>
       <w:tab/>
-      <w:t>2026-10-24</w:t>
+      <w:t>2026-10-25</w:t>
       <w:br/>
       <w:br/>
     </w:r>

--- a/klagomål/A 37713-2025 FSC-klagomål.docx
+++ b/klagomål/A 37713-2025 FSC-klagomål.docx
@@ -1997,7 +1997,7 @@
     <w:r>
       <w:tab/>
       <w:tab/>
-      <w:t>2026-10-25</w:t>
+      <w:t>2026-10-26</w:t>
       <w:br/>
       <w:br/>
     </w:r>

--- a/klagomål/A 37713-2025 FSC-klagomål.docx
+++ b/klagomål/A 37713-2025 FSC-klagomål.docx
@@ -1997,7 +1997,7 @@
     <w:r>
       <w:tab/>
       <w:tab/>
-      <w:t>2026-10-26</w:t>
+      <w:t>2026-10-27</w:t>
       <w:br/>
       <w:br/>
     </w:r>

--- a/klagomål/A 37713-2025 FSC-klagomål.docx
+++ b/klagomål/A 37713-2025 FSC-klagomål.docx
@@ -1997,7 +1997,7 @@
     <w:r>
       <w:tab/>
       <w:tab/>
-      <w:t>2026-10-27</w:t>
+      <w:t>2026-10-28</w:t>
       <w:br/>
       <w:br/>
     </w:r>

--- a/klagomål/A 37713-2025 FSC-klagomål.docx
+++ b/klagomål/A 37713-2025 FSC-klagomål.docx
@@ -1997,7 +1997,7 @@
     <w:r>
       <w:tab/>
       <w:tab/>
-      <w:t>2026-10-28</w:t>
+      <w:t>2026-10-29</w:t>
       <w:br/>
       <w:br/>
     </w:r>

--- a/klagomål/A 37713-2025 FSC-klagomål.docx
+++ b/klagomål/A 37713-2025 FSC-klagomål.docx
@@ -1997,7 +1997,7 @@
     <w:r>
       <w:tab/>
       <w:tab/>
-      <w:t>2026-10-29</w:t>
+      <w:t>2026-10-31</w:t>
       <w:br/>
       <w:br/>
     </w:r>
